--- a/Төлөвлөлт/Найзуудын хамтын тайз - Бэлтгэл бүлэг (засварласан).docx
+++ b/Төлөвлөлт/Найзуудын хамтын тайз - Бэлтгэл бүлэг (засварласан).docx
@@ -339,7 +339,7 @@
                 <w:sz w:val="22"/>
                 <w:b w:val="0"/>
               </w:rPr>
-              <w:t>Зохиолд суурилсан арга зүй; багаар хамтран бүтээх</w:t>
+              <w:t>Зохиолд суурилсан арга зүй; асуудал шийдвэрлэх туршилт, хамтын бүтээл</w:t>
             </w:r>
           </w:p>
         </w:tc>
@@ -600,7 +600,7 @@
           <w:sz w:val="22"/>
           <w:b w:val="0"/>
         </w:rPr>
-        <w:t>Хүүхэд зохиолын үйл явдал, найзуудын санал зөрсөн шалтгааныг өөрийн үгээр ярина. Багаараа тохиролцон зохиолын нэг дүрийг бүтээж, дүр юу хийж байгааг бусдад тайлбарлана. Найзынхаа саналыг сонсож, үүргээ хуваан хамтран ажиллана.</w:t>
+        <w:t>Хүүхэд зохиолын дүрийн үгийг дүрийн өнгө аясаар давтан хэлж, найзуудын санал зөрсөн шалтгааныг өөрийн үгээр тайлбарлана. Дүрийг онцлогоор нь таньдаг болохыг тоглоомын явцад өөрсдөө илрүүлнэ. Нэг дүрийг өөр өөр аргаар бүтээж, найзууд нь таних эсэхийг туршаад онцлогийг нэмж сайжруулна. Багаараа тохиролцон бүтээлээ нэг тайзанд зохиомжилж, зохиолын төгсгөлийг шинээр зохионо.</w:t>
       </w:r>
     </w:p>
     <w:p>
@@ -635,7 +635,7 @@
           <w:sz w:val="22"/>
           <w:b w:val="0"/>
         </w:rPr>
-        <w:t xml:space="preserve">Зохиомж — дүр, эд зүйлээ хаана, хэрхэн байрлуулахаа бодож бүтээх.</w:t>
+        <w:t>Онцлог — тухайн дүрийг бусдаас ялгаж таних шинж. Жишээ нь арслангийн дэл, зааны хошуу.</w:t>
       </w:r>
     </w:p>
     <w:p>
@@ -652,7 +652,7 @@
           <w:sz w:val="22"/>
           <w:b w:val="0"/>
         </w:rPr>
-        <w:t xml:space="preserve">Тохиролцох — нэгнийхээ саналыг сонсож, хамт хийх шийдвэрт хүрэх.</w:t>
+        <w:t>Тохиролцох — нэгнийхээ саналыг сонсож, хамтдаа нэг шийдэлд хүрэх.</w:t>
       </w:r>
     </w:p>
     <w:p>
@@ -669,7 +669,7 @@
           <w:sz w:val="22"/>
           <w:b w:val="0"/>
         </w:rPr>
-        <w:t xml:space="preserve">Онцлог — тухайн дүрийг бусдаас ялгаж таних шинж.</w:t>
+        <w:t>Зохиомж — дүр, эд зүйлээ хаана, хэрхэн байрлуулахаа бодож бүтээх.</w:t>
       </w:r>
     </w:p>
     <w:p>
@@ -686,7 +686,7 @@
           <w:sz w:val="22"/>
           <w:b w:val="0"/>
         </w:rPr>
-        <w:t>Ярианы загвар: «… гэж танилаа. Учир нь …», «Би … санал болгож байна. Чи юу гэж бодож байна?»</w:t>
+        <w:t>Ярианы загвар: «… гэж танилаа. Учир нь …», «Би … санал болгож байна. Чи юу гэж бодож байна?», «Найзынхаа саналыг сонсоод … хийсэн».</w:t>
       </w:r>
     </w:p>
     <w:p>
@@ -755,6 +755,40 @@
           <w:sz w:val="22"/>
           <w:b w:val="0"/>
         </w:rPr>
+        <w:t>хоосон тайзны загвар 1ш</w:t>
+      </w:r>
+    </w:p>
+    <w:p>
+      <w:pPr>
+        <w:keepNext w:val="0"/>
+        <w:widowControl/>
+        <w:spacing w:after="0" w:before="0" w:line="240" w:lineRule="auto"/>
+        <w:jc w:val="left"/>
+      </w:pPr>
+      <w:r>
+        <w:rPr>
+          <w:rFonts w:ascii="Arial" w:hAnsi="Arial" w:eastAsia="Arial" w:cs="Arial"/>
+          <w:color w:val="000000"/>
+          <w:sz w:val="22"/>
+          <w:b w:val="0"/>
+        </w:rPr>
+        <w:t>урилгын дугтуй 1ш</w:t>
+      </w:r>
+    </w:p>
+    <w:p>
+      <w:pPr>
+        <w:keepNext w:val="0"/>
+        <w:widowControl/>
+        <w:spacing w:after="0" w:before="0" w:line="240" w:lineRule="auto"/>
+        <w:jc w:val="left"/>
+      </w:pPr>
+      <w:r>
+        <w:rPr>
+          <w:rFonts w:ascii="Arial" w:hAnsi="Arial" w:eastAsia="Arial" w:cs="Arial"/>
+          <w:color w:val="000000"/>
+          <w:sz w:val="22"/>
+          <w:b w:val="0"/>
+        </w:rPr>
         <w:t>үйл явдлын зураг 3ш</w:t>
       </w:r>
     </w:p>
@@ -772,7 +806,7 @@
           <w:sz w:val="22"/>
           <w:b w:val="0"/>
         </w:rPr>
-        <w:t>арслан, заан, сармагчин, эрээн тахины дүрийн карт 4ш</w:t>
+        <w:t>хүүхэд бүрд дүрийн жижиг карт 4ш</w:t>
       </w:r>
     </w:p>
     <w:p>
@@ -789,7 +823,7 @@
           <w:sz w:val="22"/>
           <w:b w:val="0"/>
         </w:rPr>
-        <w:t>уут 1ш</w:t>
+        <w:t>дүрийн том карт 4ш</w:t>
       </w:r>
     </w:p>
     <w:p>
@@ -806,7 +840,24 @@
           <w:sz w:val="22"/>
           <w:b w:val="0"/>
         </w:rPr>
-        <w:t>А3 хэмжээний суурь цаас 4ш</w:t>
+        <w:t>аргын карт 16ш</w:t>
+      </w:r>
+    </w:p>
+    <w:p>
+      <w:pPr>
+        <w:keepNext w:val="0"/>
+        <w:widowControl/>
+        <w:spacing w:after="0" w:before="0" w:line="240" w:lineRule="auto"/>
+        <w:jc w:val="left"/>
+      </w:pPr>
+      <w:r>
+        <w:rPr>
+          <w:rFonts w:ascii="Arial" w:hAnsi="Arial" w:eastAsia="Arial" w:cs="Arial"/>
+          <w:color w:val="000000"/>
+          <w:sz w:val="22"/>
+          <w:b w:val="0"/>
+        </w:rPr>
+        <w:t>А5 хэмжээний хатуу цаас 20ш</w:t>
       </w:r>
     </w:p>
     <w:p>
@@ -840,7 +891,7 @@
           <w:sz w:val="22"/>
           <w:b w:val="0"/>
         </w:rPr>
-        <w:t>цаасан цавуу 4ш</w:t>
+        <w:t>цаасан цавуу 8ш</w:t>
       </w:r>
     </w:p>
     <w:p>
@@ -858,6 +909,108 @@
           <w:b w:val="0"/>
         </w:rPr>
         <w:t>фломастер 4 багц</w:t>
+      </w:r>
+    </w:p>
+    <w:p>
+      <w:pPr>
+        <w:keepNext w:val="0"/>
+        <w:widowControl/>
+        <w:spacing w:after="0" w:before="0" w:line="240" w:lineRule="auto"/>
+        <w:jc w:val="left"/>
+      </w:pPr>
+      <w:r>
+        <w:rPr>
+          <w:rFonts w:ascii="Arial" w:hAnsi="Arial" w:eastAsia="Arial" w:cs="Arial"/>
+          <w:color w:val="000000"/>
+          <w:sz w:val="22"/>
+          <w:b w:val="0"/>
+        </w:rPr>
+        <w:t>баримлын шавар 4 багц</w:t>
+      </w:r>
+    </w:p>
+    <w:p>
+      <w:pPr>
+        <w:keepNext w:val="0"/>
+        <w:widowControl/>
+        <w:spacing w:after="0" w:before="0" w:line="240" w:lineRule="auto"/>
+        <w:jc w:val="left"/>
+      </w:pPr>
+      <w:r>
+        <w:rPr>
+          <w:rFonts w:ascii="Arial" w:hAnsi="Arial" w:eastAsia="Arial" w:cs="Arial"/>
+          <w:color w:val="000000"/>
+          <w:sz w:val="22"/>
+          <w:b w:val="0"/>
+        </w:rPr>
+        <w:t>товч, мөчир, навч зэрэг өрөх материал 4 сав</w:t>
+      </w:r>
+    </w:p>
+    <w:p>
+      <w:pPr>
+        <w:keepNext w:val="0"/>
+        <w:widowControl/>
+        <w:spacing w:after="0" w:before="0" w:line="240" w:lineRule="auto"/>
+        <w:jc w:val="left"/>
+      </w:pPr>
+      <w:r>
+        <w:rPr>
+          <w:rFonts w:ascii="Arial" w:hAnsi="Arial" w:eastAsia="Arial" w:cs="Arial"/>
+          <w:color w:val="000000"/>
+          <w:sz w:val="22"/>
+          <w:b w:val="0"/>
+        </w:rPr>
+        <w:t>ногоон наалт 80ш</w:t>
+      </w:r>
+    </w:p>
+    <w:p>
+      <w:pPr>
+        <w:keepNext w:val="0"/>
+        <w:widowControl/>
+        <w:spacing w:after="0" w:before="0" w:line="240" w:lineRule="auto"/>
+        <w:jc w:val="left"/>
+      </w:pPr>
+      <w:r>
+        <w:rPr>
+          <w:rFonts w:ascii="Arial" w:hAnsi="Arial" w:eastAsia="Arial" w:cs="Arial"/>
+          <w:color w:val="000000"/>
+          <w:sz w:val="22"/>
+          <w:b w:val="0"/>
+        </w:rPr>
+        <w:t>хамтын тайзны том суурь цаас 1ш</w:t>
+      </w:r>
+    </w:p>
+    <w:p>
+      <w:pPr>
+        <w:keepNext w:val="0"/>
+        <w:widowControl/>
+        <w:spacing w:after="0" w:before="0" w:line="240" w:lineRule="auto"/>
+        <w:jc w:val="left"/>
+      </w:pPr>
+      <w:r>
+        <w:rPr>
+          <w:rFonts w:ascii="Arial" w:hAnsi="Arial" w:eastAsia="Arial" w:cs="Arial"/>
+          <w:color w:val="000000"/>
+          <w:sz w:val="22"/>
+          <w:b w:val="0"/>
+        </w:rPr>
+        <w:t>самбар 1ш</w:t>
+      </w:r>
+    </w:p>
+    <w:p>
+      <w:pPr>
+        <w:keepNext w:val="0"/>
+        <w:widowControl/>
+        <w:spacing w:after="0" w:before="0" w:line="240" w:lineRule="auto"/>
+        <w:jc w:val="left"/>
+      </w:pPr>
+      <w:r>
+        <w:rPr>
+          <w:rFonts w:ascii="Arial" w:hAnsi="Arial" w:eastAsia="Arial" w:cs="Arial"/>
+          <w:color w:val="000000"/>
+          <w:sz w:val="22"/>
+          <w:b w:val="0"/>
+        </w:rPr>
+        <w:t>маркер 1ш</w:t>
       </w:r>
     </w:p>
     <w:p>
@@ -900,7 +1053,7 @@
           <w:sz w:val="22"/>
           <w:b w:val="0"/>
         </w:rPr>
-        <w:t>Дөрвөөс таван хүүхэдтэй 4 багийн ширээг бэлтгэж, ширээ бүрд суурь цаас, өнгийн цаас, цавуу, фломастер, дэвсгэр тавина. Зохиол сонсох үед хүүхдүүд багийн ширээндээ сууна. Бүтээлүүдийг нэгтгэх хоосон ширээ эсвэл шалны талбайг «Хамтын тайз» болгон бэлтгэнэ.</w:t>
+        <w:t>Дөрвөөс таван хүүхэдтэй 4 багийн ширээг тойруулан байрлуулж, ширээ хооронд алхах зай гаргана. Ширээ бүрд дүрийн том карт, аргын 4 карт, наах, зурах, шавраар барих, өрөх материалыг тус тусад нь тавиурт бэлтгэнэ. Хүүхэд бүр үйл ажиллагааны эхэнд дүрийн 4 жижиг карттай боодол авна. Шалны төвд хамтын тайзны том суурь цаасыг дэлгэнэ.</w:t>
       </w:r>
     </w:p>
     <w:p>
@@ -926,7 +1079,7 @@
           <w:sz w:val="22"/>
           <w:b w:val="0"/>
         </w:rPr>
-        <w:t>Өнгийн цаасыг гараар урж хэрэглэнэ. Цавуу хэрэглэхдээ дэвсгэр тавина. Бүтээлээ нэгтгэх үед ширээ хооронд алхаж шилжинэ.</w:t>
+        <w:t>Өрөх материалын товч, мөчир нь аманд багтахааргүй том, ирмэг нь мөлгөр байна. Шавар, жижиг материалыг аманд хийхгүй. Цавуу хэрэглэхдээ дэвсгэр тавина. Ширээ хооронд шилжихдээ алхаж явна.</w:t>
       </w:r>
     </w:p>
     <w:p>
@@ -1115,7 +1268,7 @@
                 <w:sz w:val="22"/>
                 <w:b/>
               </w:rPr>
-              <w:t>Зохиол сонсох, ярилцах</w:t>
+              <w:t>Сэдэлжүүлэх, зохиол сонсох</w:t>
             </w:r>
           </w:p>
           <w:p>
@@ -1132,7 +1285,7 @@
                 <w:sz w:val="22"/>
                 <w:b/>
               </w:rPr>
-              <w:t>Яагаад тайз хоосон үлдэв?</w:t>
+              <w:t>Хоосон тайзны нууц</w:t>
             </w:r>
           </w:p>
           <w:p>
@@ -1149,7 +1302,7 @@
                 <w:sz w:val="22"/>
                 <w:b/>
               </w:rPr>
-              <w:t>0–7 минут</w:t>
+              <w:t>0–6 минут</w:t>
             </w:r>
           </w:p>
         </w:tc>
@@ -1176,9 +1329,18 @@
                 <w:rFonts w:ascii="Arial" w:hAnsi="Arial" w:eastAsia="Arial" w:cs="Arial"/>
                 <w:color w:val="000000"/>
                 <w:sz w:val="22"/>
+                <w:b/>
+              </w:rPr>
+              <w:t xml:space="preserve">Багш: </w:t>
+            </w:r>
+            <w:r>
+              <w:rPr>
+                <w:rFonts w:ascii="Arial" w:hAnsi="Arial" w:eastAsia="Arial" w:cs="Arial"/>
+                <w:color w:val="000000"/>
+                <w:sz w:val="22"/>
                 <w:b w:val="0"/>
               </w:rPr>
-              <w:t>Багш зохиолыг үйл явдлын гурван зургаар дэмжин уншиж, төгсгөлийг нээлттэй үлдээнэ.</w:t>
+              <w:t>Хоосон тайзны загварыг ширээн дээр тавьж, дотор нь урилгын дугтуй байрлуулна. «Энэ тайз яагаад хоосон байгаа бол? Дугтуйнд юу байгаа бол?» гэж асуугаад хүүхдүүдийн таамгийг сонсоно. Дугтуйг нээж, зохиолыг үйл явдлын зургаар дэмжин уншина. Дүр ярих бүрт тухайн дүрийн картыг өргөж дохио өгнө.</w:t>
             </w:r>
           </w:p>
           <w:p>
@@ -1193,9 +1355,70 @@
                 <w:rFonts w:ascii="Arial" w:hAnsi="Arial" w:eastAsia="Arial" w:cs="Arial"/>
                 <w:color w:val="000000"/>
                 <w:sz w:val="22"/>
+                <w:b/>
+              </w:rPr>
+              <w:t xml:space="preserve">Хүүхэд: </w:t>
+            </w:r>
+            <w:r>
+              <w:rPr>
+                <w:rFonts w:ascii="Arial" w:hAnsi="Arial" w:eastAsia="Arial" w:cs="Arial"/>
+                <w:color w:val="000000"/>
+                <w:sz w:val="22"/>
                 <w:b w:val="0"/>
               </w:rPr>
-              <w:t>«Найзууд юу хийхээр болсон бэ? Яагаад тайз нь хоосон үлдсэн бэ? Чи арслангийн оронд байсан бол яах байсан бэ?» гэж асууна. Хүүхдүүд зохиолоос жишээ гаргаж, өөрийн үгээр хариулна.</w:t>
+              <w:t>Дүрийн 4 жижиг картаа өмнөө дэлгэнэ. Багш дүрийн үгийг уншихад тухайн дүрийн картыг өргөж, бүгд зэрэг дүрийн өнгө аясаар үгийг давтан хэлнэ. Ингэснээр хүүхэд бүр зохиолын бүх дүрийн үгийг хэлж, сонсохын зэрэгцээ идэвхтэй оролцоно.</w:t>
+            </w:r>
+          </w:p>
+          <w:p>
+            <w:pPr>
+              <w:keepNext w:val="0"/>
+              <w:widowControl/>
+              <w:spacing w:after="60" w:before="0" w:line="240" w:lineRule="auto"/>
+              <w:jc w:val="left"/>
+            </w:pPr>
+            <w:r>
+              <w:rPr>
+                <w:rFonts w:ascii="Arial" w:hAnsi="Arial" w:eastAsia="Arial" w:cs="Arial"/>
+                <w:color w:val="000000"/>
+                <w:sz w:val="22"/>
+                <w:b/>
+              </w:rPr>
+              <w:t xml:space="preserve">Багш: </w:t>
+            </w:r>
+            <w:r>
+              <w:rPr>
+                <w:rFonts w:ascii="Arial" w:hAnsi="Arial" w:eastAsia="Arial" w:cs="Arial"/>
+                <w:color w:val="000000"/>
+                <w:sz w:val="22"/>
+                <w:b w:val="0"/>
+              </w:rPr>
+              <w:t>Зохиолыг уншиж дуусаад «Хажуугийн найзтайгаа ярилц: Яагаад тайз хоосон үлдсэн бэ?» гэнэ. Хоёр хосын санааг сонсоод «Чи арслангийн оронд байсан бол яах байсан бэ?» гэж асуултыг гүнзгийрүүлнэ.</w:t>
+            </w:r>
+          </w:p>
+          <w:p>
+            <w:pPr>
+              <w:keepNext w:val="0"/>
+              <w:widowControl/>
+              <w:spacing w:after="60" w:before="0" w:line="240" w:lineRule="auto"/>
+              <w:jc w:val="left"/>
+            </w:pPr>
+            <w:r>
+              <w:rPr>
+                <w:rFonts w:ascii="Arial" w:hAnsi="Arial" w:eastAsia="Arial" w:cs="Arial"/>
+                <w:color w:val="000000"/>
+                <w:sz w:val="22"/>
+                <w:b/>
+              </w:rPr>
+              <w:t xml:space="preserve">Хүүхэд: </w:t>
+            </w:r>
+            <w:r>
+              <w:rPr>
+                <w:rFonts w:ascii="Arial" w:hAnsi="Arial" w:eastAsia="Arial" w:cs="Arial"/>
+                <w:color w:val="000000"/>
+                <w:sz w:val="22"/>
+                <w:b w:val="0"/>
+              </w:rPr>
+              <w:t>Хосоороо зэрэг ярилцаж, зохиолоос жишээ гаргана. Бүх хүүхэд нэгэн зэрэг ярьж, хэн ч ээлж хүлээхгүй.</w:t>
             </w:r>
           </w:p>
         </w:tc>
@@ -1224,7 +1447,7 @@
                 <w:sz w:val="22"/>
                 <w:b w:val="0"/>
               </w:rPr>
-              <w:t>зохиолын эх 1ш</w:t>
+              <w:t>хоосон тайзны загвар 1ш</w:t>
             </w:r>
           </w:p>
           <w:p>
@@ -1241,7 +1464,58 @@
                 <w:sz w:val="22"/>
                 <w:b w:val="0"/>
               </w:rPr>
+              <w:t>урилгын дугтуй 1ш</w:t>
+            </w:r>
+          </w:p>
+          <w:p>
+            <w:pPr>
+              <w:keepNext w:val="0"/>
+              <w:widowControl/>
+              <w:spacing w:after="60" w:before="0" w:line="240" w:lineRule="auto"/>
+              <w:jc w:val="left"/>
+            </w:pPr>
+            <w:r>
+              <w:rPr>
+                <w:rFonts w:ascii="Arial" w:hAnsi="Arial" w:eastAsia="Arial" w:cs="Arial"/>
+                <w:color w:val="000000"/>
+                <w:sz w:val="22"/>
+                <w:b w:val="0"/>
+              </w:rPr>
+              <w:t>зохиолын эх 1ш</w:t>
+            </w:r>
+          </w:p>
+          <w:p>
+            <w:pPr>
+              <w:keepNext w:val="0"/>
+              <w:widowControl/>
+              <w:spacing w:after="60" w:before="0" w:line="240" w:lineRule="auto"/>
+              <w:jc w:val="left"/>
+            </w:pPr>
+            <w:r>
+              <w:rPr>
+                <w:rFonts w:ascii="Arial" w:hAnsi="Arial" w:eastAsia="Arial" w:cs="Arial"/>
+                <w:color w:val="000000"/>
+                <w:sz w:val="22"/>
+                <w:b w:val="0"/>
+              </w:rPr>
               <w:t>үйл явдлын зураг 3ш</w:t>
+            </w:r>
+          </w:p>
+          <w:p>
+            <w:pPr>
+              <w:keepNext w:val="0"/>
+              <w:widowControl/>
+              <w:spacing w:after="60" w:before="0" w:line="240" w:lineRule="auto"/>
+              <w:jc w:val="left"/>
+            </w:pPr>
+            <w:r>
+              <w:rPr>
+                <w:rFonts w:ascii="Arial" w:hAnsi="Arial" w:eastAsia="Arial" w:cs="Arial"/>
+                <w:color w:val="000000"/>
+                <w:sz w:val="22"/>
+                <w:b w:val="0"/>
+              </w:rPr>
+              <w:t>хүүхэд бүрийн дүрийн жижиг карт 4ш</w:t>
             </w:r>
           </w:p>
         </w:tc>
@@ -1293,7 +1567,7 @@
                 <w:sz w:val="22"/>
                 <w:b/>
               </w:rPr>
-              <w:t>Хэн хэлсэн бэ?</w:t>
+              <w:t>Би хэн бэ?</w:t>
             </w:r>
           </w:p>
           <w:p>
@@ -1310,7 +1584,7 @@
                 <w:sz w:val="22"/>
                 <w:b/>
               </w:rPr>
-              <w:t>7–11 минут</w:t>
+              <w:t>6–10 минут</w:t>
             </w:r>
           </w:p>
         </w:tc>
@@ -1337,9 +1611,18 @@
                 <w:rFonts w:ascii="Arial" w:hAnsi="Arial" w:eastAsia="Arial" w:cs="Arial"/>
                 <w:color w:val="000000"/>
                 <w:sz w:val="22"/>
+                <w:b/>
+              </w:rPr>
+              <w:t xml:space="preserve">Багш: </w:t>
+            </w:r>
+            <w:r>
+              <w:rPr>
+                <w:rFonts w:ascii="Arial" w:hAnsi="Arial" w:eastAsia="Arial" w:cs="Arial"/>
+                <w:color w:val="000000"/>
+                <w:sz w:val="22"/>
                 <w:b w:val="0"/>
               </w:rPr>
-              <w:t>Багш зохиолын нэг дүрийн үгийг нэрийг нь хэлэлгүй уншина. Жишээ нь «Би саарал шавраар дүрээ хиймээр байна». Багууд хоорондоо зөвлөлдөөд «Заан гэж танилаа. Учир нь …» гэж хариулна.</w:t>
+              <w:t>Дүрийн нэрийг хэлэлгүй нэг шинжийг хэлнэ. Эхлээд зохиолын үгээр «Би урт хошуутай дүрээ хиймээр байна», дараа нь гадаад төрхөөр «Миний бие судалтай», эцэст нь үйлдлээр «Би тайзны голыг өөртөө авах гэсэн» гэж даалгаврыг хүндрүүлнэ.</w:t>
             </w:r>
           </w:p>
           <w:p>
@@ -1354,9 +1637,70 @@
                 <w:rFonts w:ascii="Arial" w:hAnsi="Arial" w:eastAsia="Arial" w:cs="Arial"/>
                 <w:color w:val="000000"/>
                 <w:sz w:val="22"/>
+                <w:b/>
+              </w:rPr>
+              <w:t xml:space="preserve">Хүүхэд: </w:t>
+            </w:r>
+            <w:r>
+              <w:rPr>
+                <w:rFonts w:ascii="Arial" w:hAnsi="Arial" w:eastAsia="Arial" w:cs="Arial"/>
+                <w:color w:val="000000"/>
+                <w:sz w:val="22"/>
                 <w:b w:val="0"/>
               </w:rPr>
-              <w:t>Зөв таньсан дүрийн картыг тухайн багт өгнө. Дөрвөн дүрийг ингэж хуваарилж, баг бүр нэг дүр бүтээхээр болно.</w:t>
+              <w:t>Багшийн «Нэг, хоёр, гурав» гэсэн дохиогоор таньсан дүрийнхээ картыг бүгд зэрэг өргөнө. Дараа нь хамтрагчдаа «… гэж танилаа. Учир нь …» гэж тайлбарлана. Өөр карт өргөсөн хүүхдүүд шалтгаанаа хоорондоо ярилцаж, зохиолын үгээр нягтална.</w:t>
+            </w:r>
+          </w:p>
+          <w:p>
+            <w:pPr>
+              <w:keepNext w:val="0"/>
+              <w:widowControl/>
+              <w:spacing w:after="60" w:before="0" w:line="240" w:lineRule="auto"/>
+              <w:jc w:val="left"/>
+            </w:pPr>
+            <w:r>
+              <w:rPr>
+                <w:rFonts w:ascii="Arial" w:hAnsi="Arial" w:eastAsia="Arial" w:cs="Arial"/>
+                <w:color w:val="000000"/>
+                <w:sz w:val="22"/>
+                <w:b/>
+              </w:rPr>
+              <w:t xml:space="preserve">Багш: </w:t>
+            </w:r>
+            <w:r>
+              <w:rPr>
+                <w:rFonts w:ascii="Arial" w:hAnsi="Arial" w:eastAsia="Arial" w:cs="Arial"/>
+                <w:color w:val="000000"/>
+                <w:sz w:val="22"/>
+                <w:b w:val="0"/>
+              </w:rPr>
+              <w:t>«Дүрийг юугаар нь таньж байна вэ?» гэж асууж, хүүхдийн хэлсэн дэл, хошуу, сүүл, судлыг самбар дээр энгийн дүрсээр тэмдэглэнэ.</w:t>
+            </w:r>
+          </w:p>
+          <w:p>
+            <w:pPr>
+              <w:keepNext w:val="0"/>
+              <w:widowControl/>
+              <w:spacing w:after="60" w:before="0" w:line="240" w:lineRule="auto"/>
+              <w:jc w:val="left"/>
+            </w:pPr>
+            <w:r>
+              <w:rPr>
+                <w:rFonts w:ascii="Arial" w:hAnsi="Arial" w:eastAsia="Arial" w:cs="Arial"/>
+                <w:color w:val="000000"/>
+                <w:sz w:val="22"/>
+                <w:b/>
+              </w:rPr>
+              <w:t xml:space="preserve">Хүүхэд: </w:t>
+            </w:r>
+            <w:r>
+              <w:rPr>
+                <w:rFonts w:ascii="Arial" w:hAnsi="Arial" w:eastAsia="Arial" w:cs="Arial"/>
+                <w:color w:val="000000"/>
+                <w:sz w:val="22"/>
+                <w:b w:val="0"/>
+              </w:rPr>
+              <w:t>Самбарын тэмдэглэгээг харж, дүр бүр өөрийн онцлогтой, онцлогоороо танигддаг гэдгийг өөрсдийн үгээр нэгтгэн хэлнэ.</w:t>
             </w:r>
           </w:p>
         </w:tc>
@@ -1385,7 +1729,7 @@
                 <w:sz w:val="22"/>
                 <w:b w:val="0"/>
               </w:rPr>
-              <w:t>дүрийн карт 4ш</w:t>
+              <w:t>хүүхэд бүрийн дүрийн жижиг карт 4ш</w:t>
             </w:r>
           </w:p>
           <w:p>
@@ -1402,7 +1746,24 @@
                 <w:sz w:val="22"/>
                 <w:b w:val="0"/>
               </w:rPr>
-              <w:t>уут 1ш</w:t>
+              <w:t>самбар 1ш</w:t>
+            </w:r>
+          </w:p>
+          <w:p>
+            <w:pPr>
+              <w:keepNext w:val="0"/>
+              <w:widowControl/>
+              <w:spacing w:after="60" w:before="0" w:line="240" w:lineRule="auto"/>
+              <w:jc w:val="left"/>
+            </w:pPr>
+            <w:r>
+              <w:rPr>
+                <w:rFonts w:ascii="Arial" w:hAnsi="Arial" w:eastAsia="Arial" w:cs="Arial"/>
+                <w:color w:val="000000"/>
+                <w:sz w:val="22"/>
+                <w:b w:val="0"/>
+              </w:rPr>
+              <w:t>маркер 1ш</w:t>
             </w:r>
           </w:p>
         </w:tc>
@@ -1437,7 +1798,7 @@
                 <w:sz w:val="22"/>
                 <w:b/>
               </w:rPr>
-              <w:t>Хамтын бүтээл</w:t>
+              <w:t>Туршилт, хамтын бүтээл</w:t>
             </w:r>
           </w:p>
           <w:p>
@@ -1454,7 +1815,7 @@
                 <w:sz w:val="22"/>
                 <w:b/>
               </w:rPr>
-              <w:t>Манай багийн дүр</w:t>
+              <w:t>Найз маань таних болов уу?</w:t>
             </w:r>
           </w:p>
           <w:p>
@@ -1471,7 +1832,7 @@
                 <w:sz w:val="22"/>
                 <w:b/>
               </w:rPr>
-              <w:t>11–23 минут</w:t>
+              <w:t>10–22 минут</w:t>
             </w:r>
           </w:p>
         </w:tc>
@@ -1498,9 +1859,18 @@
                 <w:rFonts w:ascii="Arial" w:hAnsi="Arial" w:eastAsia="Arial" w:cs="Arial"/>
                 <w:color w:val="000000"/>
                 <w:sz w:val="22"/>
+                <w:b/>
+              </w:rPr>
+              <w:t xml:space="preserve">Багш: </w:t>
+            </w:r>
+            <w:r>
+              <w:rPr>
+                <w:rFonts w:ascii="Arial" w:hAnsi="Arial" w:eastAsia="Arial" w:cs="Arial"/>
+                <w:color w:val="000000"/>
+                <w:sz w:val="22"/>
                 <w:b w:val="0"/>
               </w:rPr>
-              <w:t>Баг бүр дүрээ юугаар нь таних, ямар үйл хийж байгааг ярилцаж тохирно. Хүүхэд бүр дүрийн хэсэг, туслах эд зүйл, тайзны орчноос нэгийг бүтээх үүрэг авна. Өнгийн цаас урж наах эсвэл фломастераар зурахаа баг өөрөө сонгоно.</w:t>
+              <w:t>Асуудал дэвшүүлнэ: «Наадмын зочид дүрүүдийг таних ёстой. Нэг дүрийг дөрвөн өөр аргаар хийвэл зочид таних болов уу? Туршиж үзье.» Баг бүрт дүрийн том карт өгнө.</w:t>
             </w:r>
           </w:p>
           <w:p>
@@ -1515,9 +1885,122 @@
                 <w:rFonts w:ascii="Arial" w:hAnsi="Arial" w:eastAsia="Arial" w:cs="Arial"/>
                 <w:color w:val="000000"/>
                 <w:sz w:val="22"/>
+                <w:b/>
+              </w:rPr>
+              <w:t xml:space="preserve">Хүүхэд: </w:t>
+            </w:r>
+            <w:r>
+              <w:rPr>
+                <w:rFonts w:ascii="Arial" w:hAnsi="Arial" w:eastAsia="Arial" w:cs="Arial"/>
+                <w:color w:val="000000"/>
+                <w:sz w:val="22"/>
                 <w:b w:val="0"/>
               </w:rPr>
-              <w:t>Багш «Энэ дүрийг юугаар нь таних вэ? Дүр чинь юу хийж байна? Чиний хэсэг найзынхтай яаж холбогдох вэ?» гэж асууж, хүүхдүүдийг саналаа шалтгаантай хэлэхэд чиглүүлнэ. Бүтээлийг хүүхдийн өмнөөс хийхгүй.</w:t>
+              <w:t>Бүтээх, 5 минут. Багийн хүүхэд бүр наах, зурах, шавраар барих, өрөх гэсэн аргын 4 картаас нэгийг сонгоно. Хоёр хүүхэд ижил аргыг сонговол хоорондоо тохиролцоно. Таван хүүхэдтэй багт тав дахь хүүхэд тайзны орчны нэг хэсэг болох мод, нар эсвэл зочдын замыг бүтээнэ. Хүүхэд бүр А5 цаасан дээр багийнхаа дүрийг өөрийн сонгосон аргаар зэрэг бүтээнэ.</w:t>
+            </w:r>
+          </w:p>
+          <w:p>
+            <w:pPr>
+              <w:keepNext w:val="0"/>
+              <w:widowControl/>
+              <w:spacing w:after="60" w:before="0" w:line="240" w:lineRule="auto"/>
+              <w:jc w:val="left"/>
+            </w:pPr>
+            <w:r>
+              <w:rPr>
+                <w:rFonts w:ascii="Arial" w:hAnsi="Arial" w:eastAsia="Arial" w:cs="Arial"/>
+                <w:color w:val="000000"/>
+                <w:sz w:val="22"/>
+                <w:b/>
+              </w:rPr>
+              <w:t xml:space="preserve">Багш: </w:t>
+            </w:r>
+            <w:r>
+              <w:rPr>
+                <w:rFonts w:ascii="Arial" w:hAnsi="Arial" w:eastAsia="Arial" w:cs="Arial"/>
+                <w:color w:val="000000"/>
+                <w:sz w:val="22"/>
+                <w:b w:val="0"/>
+              </w:rPr>
+              <w:t>Багуудын дунд явж «Энэ дүрийг юугаар нь таних вэ? Онцлогийг нь яаж тод харагдуулах вэ?» гэж асууна. Бэлэн загвар үзүүлэхгүй, хийх аргыг хүүхдээр шийдүүлнэ.</w:t>
+            </w:r>
+          </w:p>
+          <w:p>
+            <w:pPr>
+              <w:keepNext w:val="0"/>
+              <w:widowControl/>
+              <w:spacing w:after="60" w:before="0" w:line="240" w:lineRule="auto"/>
+              <w:jc w:val="left"/>
+            </w:pPr>
+            <w:r>
+              <w:rPr>
+                <w:rFonts w:ascii="Arial" w:hAnsi="Arial" w:eastAsia="Arial" w:cs="Arial"/>
+                <w:color w:val="000000"/>
+                <w:sz w:val="22"/>
+                <w:b/>
+              </w:rPr>
+              <w:t xml:space="preserve">Хүүхэд: </w:t>
+            </w:r>
+            <w:r>
+              <w:rPr>
+                <w:rFonts w:ascii="Arial" w:hAnsi="Arial" w:eastAsia="Arial" w:cs="Arial"/>
+                <w:color w:val="000000"/>
+                <w:sz w:val="22"/>
+                <w:b w:val="0"/>
+              </w:rPr>
+              <w:t>Турших, 4 минут. Багууд нэгэн зэрэг цагийн зүүний дагуу хөрш багийн ширээнд шилжинэ. Бүтээл бүрийг харж, хамтрагчтайгаа «Энэ … байна. Учир нь …» гэж ярилцаад таньсан бүтээлд ногоон наалт наана. Хүүхэд бүр ярих, наалт наах үйлд оролцоно.</w:t>
+            </w:r>
+          </w:p>
+          <w:p>
+            <w:pPr>
+              <w:keepNext w:val="0"/>
+              <w:widowControl/>
+              <w:spacing w:after="60" w:before="0" w:line="240" w:lineRule="auto"/>
+              <w:jc w:val="left"/>
+            </w:pPr>
+            <w:r>
+              <w:rPr>
+                <w:rFonts w:ascii="Arial" w:hAnsi="Arial" w:eastAsia="Arial" w:cs="Arial"/>
+                <w:color w:val="000000"/>
+                <w:sz w:val="22"/>
+                <w:b/>
+              </w:rPr>
+              <w:t xml:space="preserve">Хүүхэд: </w:t>
+            </w:r>
+            <w:r>
+              <w:rPr>
+                <w:rFonts w:ascii="Arial" w:hAnsi="Arial" w:eastAsia="Arial" w:cs="Arial"/>
+                <w:color w:val="000000"/>
+                <w:sz w:val="22"/>
+                <w:b w:val="0"/>
+              </w:rPr>
+              <w:t>Сайжруулах, 3 минут. Өөрийн ширээндээ буцаж, бүтээлүүдийн наалтыг тоолж харьцуулна. Цөөн наалттай бүтээлийн талаар «Яагаад таниагүй вэ? Ямар онцлог нэмэх вэ?» гэж ярилцаад онцлогийг нэмж сайжруулна.</w:t>
+            </w:r>
+          </w:p>
+          <w:p>
+            <w:pPr>
+              <w:keepNext w:val="0"/>
+              <w:widowControl/>
+              <w:spacing w:after="60" w:before="0" w:line="240" w:lineRule="auto"/>
+              <w:jc w:val="left"/>
+            </w:pPr>
+            <w:r>
+              <w:rPr>
+                <w:rFonts w:ascii="Arial" w:hAnsi="Arial" w:eastAsia="Arial" w:cs="Arial"/>
+                <w:color w:val="000000"/>
+                <w:sz w:val="22"/>
+                <w:b/>
+              </w:rPr>
+              <w:t xml:space="preserve">Багш: </w:t>
+            </w:r>
+            <w:r>
+              <w:rPr>
+                <w:rFonts w:ascii="Arial" w:hAnsi="Arial" w:eastAsia="Arial" w:cs="Arial"/>
+                <w:color w:val="000000"/>
+                <w:sz w:val="22"/>
+                <w:b w:val="0"/>
+              </w:rPr>
+              <w:t>«Өмнө нь юу дутсан бэ? Одоо юу өөрчлөгдөв? Өөр өөр аргаар хийсэн дүрүүд нэг тайзанд хамт байж болох уу?» гэж асууж, хүүхдүүдийн дүгнэлтийг сонсоно.</w:t>
             </w:r>
           </w:p>
         </w:tc>
@@ -1563,7 +2046,7 @@
                 <w:sz w:val="22"/>
                 <w:b w:val="0"/>
               </w:rPr>
-              <w:t>А3 суурь цаас 1ш</w:t>
+              <w:t>дүрийн том карт 1ш</w:t>
             </w:r>
           </w:p>
           <w:p>
@@ -1580,7 +2063,7 @@
                 <w:sz w:val="22"/>
                 <w:b w:val="0"/>
               </w:rPr>
-              <w:t>өнгийн цаас 1 багц</w:t>
+              <w:t>аргын карт 4ш</w:t>
             </w:r>
           </w:p>
           <w:p>
@@ -1597,7 +2080,7 @@
                 <w:sz w:val="22"/>
                 <w:b w:val="0"/>
               </w:rPr>
-              <w:t>цаасан цавуу 1ш</w:t>
+              <w:t>А5 хатуу цаас 5ш</w:t>
             </w:r>
           </w:p>
           <w:p>
@@ -1614,7 +2097,109 @@
                 <w:sz w:val="22"/>
                 <w:b w:val="0"/>
               </w:rPr>
+              <w:t>өнгийн цаас 1 багц</w:t>
+            </w:r>
+          </w:p>
+          <w:p>
+            <w:pPr>
+              <w:keepNext w:val="0"/>
+              <w:widowControl/>
+              <w:spacing w:after="60" w:before="0" w:line="240" w:lineRule="auto"/>
+              <w:jc w:val="left"/>
+            </w:pPr>
+            <w:r>
+              <w:rPr>
+                <w:rFonts w:ascii="Arial" w:hAnsi="Arial" w:eastAsia="Arial" w:cs="Arial"/>
+                <w:color w:val="000000"/>
+                <w:sz w:val="22"/>
+                <w:b w:val="0"/>
+              </w:rPr>
+              <w:t>цаасан цавуу 2ш</w:t>
+            </w:r>
+          </w:p>
+          <w:p>
+            <w:pPr>
+              <w:keepNext w:val="0"/>
+              <w:widowControl/>
+              <w:spacing w:after="60" w:before="0" w:line="240" w:lineRule="auto"/>
+              <w:jc w:val="left"/>
+            </w:pPr>
+            <w:r>
+              <w:rPr>
+                <w:rFonts w:ascii="Arial" w:hAnsi="Arial" w:eastAsia="Arial" w:cs="Arial"/>
+                <w:color w:val="000000"/>
+                <w:sz w:val="22"/>
+                <w:b w:val="0"/>
+              </w:rPr>
               <w:t>фломастер 1 багц</w:t>
+            </w:r>
+          </w:p>
+          <w:p>
+            <w:pPr>
+              <w:keepNext w:val="0"/>
+              <w:widowControl/>
+              <w:spacing w:after="60" w:before="0" w:line="240" w:lineRule="auto"/>
+              <w:jc w:val="left"/>
+            </w:pPr>
+            <w:r>
+              <w:rPr>
+                <w:rFonts w:ascii="Arial" w:hAnsi="Arial" w:eastAsia="Arial" w:cs="Arial"/>
+                <w:color w:val="000000"/>
+                <w:sz w:val="22"/>
+                <w:b w:val="0"/>
+              </w:rPr>
+              <w:t>баримлын шавар 1 багц</w:t>
+            </w:r>
+          </w:p>
+          <w:p>
+            <w:pPr>
+              <w:keepNext w:val="0"/>
+              <w:widowControl/>
+              <w:spacing w:after="60" w:before="0" w:line="240" w:lineRule="auto"/>
+              <w:jc w:val="left"/>
+            </w:pPr>
+            <w:r>
+              <w:rPr>
+                <w:rFonts w:ascii="Arial" w:hAnsi="Arial" w:eastAsia="Arial" w:cs="Arial"/>
+                <w:color w:val="000000"/>
+                <w:sz w:val="22"/>
+                <w:b w:val="0"/>
+              </w:rPr>
+              <w:t>өрөх материал 1 сав</w:t>
+            </w:r>
+          </w:p>
+          <w:p>
+            <w:pPr>
+              <w:keepNext w:val="0"/>
+              <w:widowControl/>
+              <w:spacing w:after="60" w:before="0" w:line="240" w:lineRule="auto"/>
+              <w:jc w:val="left"/>
+            </w:pPr>
+            <w:r>
+              <w:rPr>
+                <w:rFonts w:ascii="Arial" w:hAnsi="Arial" w:eastAsia="Arial" w:cs="Arial"/>
+                <w:color w:val="000000"/>
+                <w:sz w:val="22"/>
+                <w:b w:val="0"/>
+              </w:rPr>
+              <w:t>ногоон наалт 20ш</w:t>
+            </w:r>
+          </w:p>
+          <w:p>
+            <w:pPr>
+              <w:keepNext w:val="0"/>
+              <w:widowControl/>
+              <w:spacing w:after="60" w:before="0" w:line="240" w:lineRule="auto"/>
+              <w:jc w:val="left"/>
+            </w:pPr>
+            <w:r>
+              <w:rPr>
+                <w:rFonts w:ascii="Arial" w:hAnsi="Arial" w:eastAsia="Arial" w:cs="Arial"/>
+                <w:color w:val="000000"/>
+                <w:sz w:val="22"/>
+                <w:b w:val="0"/>
+              </w:rPr>
+              <w:t>дэвсгэр 1ш</w:t>
             </w:r>
           </w:p>
         </w:tc>
@@ -1649,7 +2234,7 @@
                 <w:sz w:val="22"/>
                 <w:b/>
               </w:rPr>
-              <w:t>Тайзаа нэгтгэх, үлгэрээ төгсгөх</w:t>
+              <w:t>Хамтын тайз, үлгэрийн төгсгөл</w:t>
             </w:r>
           </w:p>
           <w:p>
@@ -1666,7 +2251,7 @@
                 <w:sz w:val="22"/>
                 <w:b/>
               </w:rPr>
-              <w:t>Дөрвөн дүр нэг тайзанд</w:t>
+              <w:t>Наадам эхэллээ</w:t>
             </w:r>
           </w:p>
           <w:p>
@@ -1683,7 +2268,7 @@
                 <w:sz w:val="22"/>
                 <w:b/>
               </w:rPr>
-              <w:t>23–30 минут</w:t>
+              <w:t>22–28 минут</w:t>
             </w:r>
           </w:p>
         </w:tc>
@@ -1710,9 +2295,18 @@
                 <w:rFonts w:ascii="Arial" w:hAnsi="Arial" w:eastAsia="Arial" w:cs="Arial"/>
                 <w:color w:val="000000"/>
                 <w:sz w:val="22"/>
+                <w:b/>
+              </w:rPr>
+              <w:t xml:space="preserve">Хүүхэд: </w:t>
+            </w:r>
+            <w:r>
+              <w:rPr>
+                <w:rFonts w:ascii="Arial" w:hAnsi="Arial" w:eastAsia="Arial" w:cs="Arial"/>
+                <w:color w:val="000000"/>
+                <w:sz w:val="22"/>
                 <w:b w:val="0"/>
               </w:rPr>
-              <w:t>Багууд бүтээлээ «Хамтын тайз»-нд зэрэгцүүлэн тавина. Баг бүрээс хоёр хүүхэд дүрийнхээ өмнөөс «Би заан. Би … хийж байна. Найзынхаа саналыг сонсоод … хийсэн» гэж ярина.</w:t>
+              <w:t>Багууд бүтээлээ авч шалны төвийн хамтын тайз руу очно. Баг бүр бүтээлээ хаана байрлуулахаа тохиролцож, дүрүүд бие биедээ хэрхэн туслахыг харуулахаар зохиомжилно. Жишээ нь заан мод тарьж, тахь зочдын зам гаргана.</w:t>
             </w:r>
           </w:p>
           <w:p>
@@ -1727,9 +2321,70 @@
                 <w:rFonts w:ascii="Arial" w:hAnsi="Arial" w:eastAsia="Arial" w:cs="Arial"/>
                 <w:color w:val="000000"/>
                 <w:sz w:val="22"/>
+                <w:b/>
+              </w:rPr>
+              <w:t xml:space="preserve">Багш: </w:t>
+            </w:r>
+            <w:r>
+              <w:rPr>
+                <w:rFonts w:ascii="Arial" w:hAnsi="Arial" w:eastAsia="Arial" w:cs="Arial"/>
+                <w:color w:val="000000"/>
+                <w:sz w:val="22"/>
                 <w:b w:val="0"/>
               </w:rPr>
-              <w:t>Багш «Дөрвөн өөр дүр нэг тайзанд яаж хамт тоглох вэ? Нэгнийхээ саналыг сонсоогүй бол юу болох байсан бэ?» гэж асууна. Хүүхдүүд зохиолын төгсгөлийг хамтран зохиож ярина. Багш хүүхдүүдийн санааг холбон дахин хэлж, үйл ажиллагааг дуусгана.</w:t>
+              <w:t>«Дүр бүр юу хийж байна? Дөрвөн өөр дүр хэрхэн хамтран наадмаа эхлүүлэх вэ?» гэж асууна.</w:t>
+            </w:r>
+          </w:p>
+          <w:p>
+            <w:pPr>
+              <w:keepNext w:val="0"/>
+              <w:widowControl/>
+              <w:spacing w:after="60" w:before="0" w:line="240" w:lineRule="auto"/>
+              <w:jc w:val="left"/>
+            </w:pPr>
+            <w:r>
+              <w:rPr>
+                <w:rFonts w:ascii="Arial" w:hAnsi="Arial" w:eastAsia="Arial" w:cs="Arial"/>
+                <w:color w:val="000000"/>
+                <w:sz w:val="22"/>
+                <w:b/>
+              </w:rPr>
+              <w:t xml:space="preserve">Хүүхэд: </w:t>
+            </w:r>
+            <w:r>
+              <w:rPr>
+                <w:rFonts w:ascii="Arial" w:hAnsi="Arial" w:eastAsia="Arial" w:cs="Arial"/>
+                <w:color w:val="000000"/>
+                <w:sz w:val="22"/>
+                <w:b w:val="0"/>
+              </w:rPr>
+              <w:t>Баг бүр зэрэг «Өгүүлбэрийн гинж» тоглоно. Хүүхэд бүр өөрийн бүтээсэн дүрийн өмнөөс «Би … . Найзынхаа саналыг сонсоод … хийсэн» гэж нэг өгүүлбэр нэмж, багийнхаа төгсгөлийг зохионо.</w:t>
+            </w:r>
+          </w:p>
+          <w:p>
+            <w:pPr>
+              <w:keepNext w:val="0"/>
+              <w:widowControl/>
+              <w:spacing w:after="60" w:before="0" w:line="240" w:lineRule="auto"/>
+              <w:jc w:val="left"/>
+            </w:pPr>
+            <w:r>
+              <w:rPr>
+                <w:rFonts w:ascii="Arial" w:hAnsi="Arial" w:eastAsia="Arial" w:cs="Arial"/>
+                <w:color w:val="000000"/>
+                <w:sz w:val="22"/>
+                <w:b/>
+              </w:rPr>
+              <w:t xml:space="preserve">Багш: </w:t>
+            </w:r>
+            <w:r>
+              <w:rPr>
+                <w:rFonts w:ascii="Arial" w:hAnsi="Arial" w:eastAsia="Arial" w:cs="Arial"/>
+                <w:color w:val="000000"/>
+                <w:sz w:val="22"/>
+                <w:b w:val="0"/>
+              </w:rPr>
+              <w:t>«Тэгээд наадам …» гэж эхлүүлэхэд баг бүрээс нэг хүүхэд нэг өгүүлбэр нэмж, бүх бүлгийн хамтын төгсгөлийг бүтээнэ. Үлгэрийн төгсгөлийг хүүхдүүдийн хэлсэн өгүүлбэрээр нь нэгтгэн дахин хэлнэ.</w:t>
             </w:r>
           </w:p>
         </w:tc>
@@ -1758,7 +2413,186 @@
                 <w:sz w:val="22"/>
                 <w:b w:val="0"/>
               </w:rPr>
-              <w:t>4 багийн бүтээл</w:t>
+              <w:t>хамтын тайзны том суурь цаас 1ш</w:t>
+            </w:r>
+          </w:p>
+          <w:p>
+            <w:pPr>
+              <w:keepNext w:val="0"/>
+              <w:widowControl/>
+              <w:spacing w:after="60" w:before="0" w:line="240" w:lineRule="auto"/>
+              <w:jc w:val="left"/>
+            </w:pPr>
+            <w:r>
+              <w:rPr>
+                <w:rFonts w:ascii="Arial" w:hAnsi="Arial" w:eastAsia="Arial" w:cs="Arial"/>
+                <w:color w:val="000000"/>
+                <w:sz w:val="22"/>
+                <w:b w:val="0"/>
+              </w:rPr>
+              <w:t>багуудын бүтээл</w:t>
+            </w:r>
+          </w:p>
+        </w:tc>
+      </w:tr>
+      <w:tr>
+        <w:trPr>
+          <w:cantSplit/>
+          <w:jc w:val="center"/>
+        </w:trPr>
+        <w:tc>
+          <w:tcPr>
+            <w:tcW w:w="1867" w:type="dxa"/>
+            <w:tcMar>
+              <w:top w:w="60" w:type="dxa"/>
+              <w:left w:w="80" w:type="dxa"/>
+              <w:bottom w:w="55" w:type="dxa"/>
+              <w:right w:w="80" w:type="dxa"/>
+            </w:tcMar>
+            <w:vAlign w:val="center"/>
+          </w:tcPr>
+          <w:p>
+            <w:pPr>
+              <w:keepNext w:val="0"/>
+              <w:widowControl/>
+              <w:spacing w:after="60" w:before="0" w:line="240" w:lineRule="auto"/>
+              <w:jc w:val="left"/>
+            </w:pPr>
+            <w:r>
+              <w:rPr>
+                <w:rFonts w:ascii="Arial" w:hAnsi="Arial" w:eastAsia="Arial" w:cs="Arial"/>
+                <w:color w:val="000000"/>
+                <w:sz w:val="22"/>
+                <w:b/>
+              </w:rPr>
+              <w:t>Эргэцүүлэх</w:t>
+            </w:r>
+          </w:p>
+          <w:p>
+            <w:pPr>
+              <w:keepNext w:val="0"/>
+              <w:widowControl/>
+              <w:spacing w:after="60" w:before="0" w:line="240" w:lineRule="auto"/>
+              <w:jc w:val="left"/>
+            </w:pPr>
+            <w:r>
+              <w:rPr>
+                <w:rFonts w:ascii="Arial" w:hAnsi="Arial" w:eastAsia="Arial" w:cs="Arial"/>
+                <w:color w:val="000000"/>
+                <w:sz w:val="22"/>
+                <w:b/>
+              </w:rPr>
+              <w:t>Бид юуг нээв?</w:t>
+            </w:r>
+          </w:p>
+          <w:p>
+            <w:pPr>
+              <w:keepNext w:val="0"/>
+              <w:widowControl/>
+              <w:spacing w:after="60" w:before="0" w:line="240" w:lineRule="auto"/>
+              <w:jc w:val="left"/>
+            </w:pPr>
+            <w:r>
+              <w:rPr>
+                <w:rFonts w:ascii="Arial" w:hAnsi="Arial" w:eastAsia="Arial" w:cs="Arial"/>
+                <w:color w:val="000000"/>
+                <w:sz w:val="22"/>
+                <w:b/>
+              </w:rPr>
+              <w:t>28–30 минут</w:t>
+            </w:r>
+          </w:p>
+        </w:tc>
+        <w:tc>
+          <w:tcPr>
+            <w:tcW w:w="5400" w:type="dxa"/>
+            <w:tcMar>
+              <w:top w:w="60" w:type="dxa"/>
+              <w:left w:w="80" w:type="dxa"/>
+              <w:bottom w:w="55" w:type="dxa"/>
+              <w:right w:w="80" w:type="dxa"/>
+            </w:tcMar>
+            <w:vAlign w:val="center"/>
+          </w:tcPr>
+          <w:p>
+            <w:pPr>
+              <w:keepNext w:val="0"/>
+              <w:widowControl/>
+              <w:spacing w:after="60" w:before="0" w:line="240" w:lineRule="auto"/>
+              <w:jc w:val="left"/>
+            </w:pPr>
+            <w:r>
+              <w:rPr>
+                <w:rFonts w:ascii="Arial" w:hAnsi="Arial" w:eastAsia="Arial" w:cs="Arial"/>
+                <w:color w:val="000000"/>
+                <w:sz w:val="22"/>
+                <w:b/>
+              </w:rPr>
+              <w:t xml:space="preserve">Багш: </w:t>
+            </w:r>
+            <w:r>
+              <w:rPr>
+                <w:rFonts w:ascii="Arial" w:hAnsi="Arial" w:eastAsia="Arial" w:cs="Arial"/>
+                <w:color w:val="000000"/>
+                <w:sz w:val="22"/>
+                <w:b w:val="0"/>
+              </w:rPr>
+              <w:t>«Дүрийг юугаар нь таньдаг болохыг мэдсэн бол эрхий хуруугаа өргө. Найзынхаа саналыг сонссон бол алгаа нэг таш» гэх мэт дохиогоор бүх хүүхдийн хариуг зэрэг авна.</w:t>
+            </w:r>
+          </w:p>
+          <w:p>
+            <w:pPr>
+              <w:keepNext w:val="0"/>
+              <w:widowControl/>
+              <w:spacing w:after="60" w:before="0" w:line="240" w:lineRule="auto"/>
+              <w:jc w:val="left"/>
+            </w:pPr>
+            <w:r>
+              <w:rPr>
+                <w:rFonts w:ascii="Arial" w:hAnsi="Arial" w:eastAsia="Arial" w:cs="Arial"/>
+                <w:color w:val="000000"/>
+                <w:sz w:val="22"/>
+                <w:b/>
+              </w:rPr>
+              <w:t xml:space="preserve">Хүүхэд: </w:t>
+            </w:r>
+            <w:r>
+              <w:rPr>
+                <w:rFonts w:ascii="Arial" w:hAnsi="Arial" w:eastAsia="Arial" w:cs="Arial"/>
+                <w:color w:val="000000"/>
+                <w:sz w:val="22"/>
+                <w:b w:val="0"/>
+              </w:rPr>
+              <w:t>Хамтрагчдаа «Өнөөдөр би … мэдлээ», «Би … хэсгийг сайжруулсан» гэж ярина. Хоёр хүүхэд өөрсдийн нээлтийг бүлэгтээ хэлж, өөр аргаар хийсэн дүр ч онцлог нь тод бол танигддаг, саналаа сонсолцвол хамтын бүтээл бүтдэг гэдгийг дүгнэнэ. Хүүхдүүд материалаа тавиурт хурааж, үйл ажиллагааг дуусгана.</w:t>
+            </w:r>
+          </w:p>
+        </w:tc>
+        <w:tc>
+          <w:tcPr>
+            <w:tcW w:w="2768" w:type="dxa"/>
+            <w:tcMar>
+              <w:top w:w="60" w:type="dxa"/>
+              <w:left w:w="80" w:type="dxa"/>
+              <w:bottom w:w="55" w:type="dxa"/>
+              <w:right w:w="80" w:type="dxa"/>
+            </w:tcMar>
+            <w:vAlign w:val="center"/>
+          </w:tcPr>
+          <w:p>
+            <w:pPr>
+              <w:keepNext w:val="0"/>
+              <w:widowControl/>
+              <w:spacing w:after="60" w:before="0" w:line="240" w:lineRule="auto"/>
+              <w:jc w:val="left"/>
+            </w:pPr>
+            <w:r>
+              <w:rPr>
+                <w:rFonts w:ascii="Arial" w:hAnsi="Arial" w:eastAsia="Arial" w:cs="Arial"/>
+                <w:color w:val="000000"/>
+                <w:sz w:val="22"/>
+                <w:b w:val="0"/>
+              </w:rPr>
+              <w:t>хамтын тайз</w:t>
             </w:r>
           </w:p>
         </w:tc>
@@ -1805,7 +2639,7 @@
           <w:sz w:val="22"/>
           <w:b w:val="0"/>
         </w:rPr>
-        <w:t>Зохиолын тухай ярилцлага, сонсож таних тоглоом, хамтын бүтээл, тайзны ярианы явцад ажиглана. 2 нь бие даан, 1 нь богино чиглүүлэгтэй, 0 нь тогтмол дэмжлэгтэй гүйцэтгэснийг тэмдэглэнэ. Ажиглах боломж гараагүй бол тэмдэглэл хэсэгт ажиглаагүй гэж бичнэ. Бүтээлийн гоёмсог байдлыг үнэлэхгүй.</w:t>
+        <w:t>Дүрийн үгийг давтах, сонсож таних тоглоом, бүтээлийн туршилт, сайжруулалт, хамтын тайзны ярианы явцад ажиглана. Үнэлгээнд зориулж нэмэлт ярилцлага зохион байгуулахгүй. 2 нь бие даан, 1 нь богино чиглүүлэгтэй, 0 нь тогтмол дэмжлэгтэй гүйцэтгэснийг тэмдэглэнэ. Ажиглах боломж гараагүй бол тэмдэглэл хэсэгт ажиглаагүй гэж бичнэ. Бүтээлийн гоёмсог байдлыг үнэлэхгүй.</w:t>
       </w:r>
     </w:p>
     <w:p>
@@ -2069,7 +2903,7 @@
                 <w:sz w:val="22"/>
                 <w:b w:val="0"/>
               </w:rPr>
-              <w:t xml:space="preserve">Зохиолын үйл явдал, найзуудын санал зөрсөн шалтгааныг өөрийн үгээр ярьдаг. </w:t>
+              <w:t xml:space="preserve">Зохиолын үйл явдал, найзуудын санал зөрсөн шалтгааныг өөрийн үгээр тайлбарладаг. </w:t>
             </w:r>
             <w:r>
               <w:rPr>
@@ -2229,7 +3063,7 @@
                 <w:sz w:val="22"/>
                 <w:b w:val="0"/>
               </w:rPr>
-              <w:t xml:space="preserve">Багийнхаа бүтээсэн дүр, түүний хийж буй үйлийг бусдад тайлбарладаг. </w:t>
+              <w:t xml:space="preserve">Дүрийг онцлогоор нь таньж, юуг нь сонсоод эсвэл хараад таньснаа шалтгаантай хэлдэг. </w:t>
             </w:r>
             <w:r>
               <w:rPr>
@@ -2238,7 +3072,7 @@
                 <w:sz w:val="22"/>
                 <w:b/>
               </w:rPr>
-              <w:t>ЗУ4.1а</w:t>
+              <w:t>ХЯ4.1а</w:t>
             </w:r>
           </w:p>
         </w:tc>
@@ -2389,7 +3223,167 @@
                 <w:sz w:val="22"/>
                 <w:b w:val="0"/>
               </w:rPr>
-              <w:t xml:space="preserve">Найзынхаа саналыг сонсож, тохирсон үүргээ гүйцэтгэн хамтран бүтээдэг. </w:t>
+              <w:t xml:space="preserve">Өөрийн бүтээсэн дүрийн онцлог, хийж буй үйлийг бусдад тайлбарлаж, сайжруулсан хэсгээ хэлдэг. </w:t>
+            </w:r>
+            <w:r>
+              <w:rPr>
+                <w:rFonts w:ascii="Arial" w:hAnsi="Arial" w:eastAsia="Arial" w:cs="Arial"/>
+                <w:color w:val="000000"/>
+                <w:sz w:val="22"/>
+                <w:b/>
+              </w:rPr>
+              <w:t>ЗУ4.1а</w:t>
+            </w:r>
+          </w:p>
+        </w:tc>
+        <w:tc>
+          <w:tcPr>
+            <w:tcW w:w="510" w:type="dxa"/>
+            <w:tcMar>
+              <w:top w:w="90" w:type="dxa"/>
+              <w:left w:w="90" w:type="dxa"/>
+              <w:bottom w:w="90" w:type="dxa"/>
+              <w:right w:w="90" w:type="dxa"/>
+            </w:tcMar>
+            <w:vAlign w:val="center"/>
+          </w:tcPr>
+          <w:p>
+            <w:pPr>
+              <w:keepNext w:val="0"/>
+              <w:widowControl/>
+              <w:spacing w:after="60" w:before="0" w:line="240" w:lineRule="auto"/>
+              <w:jc w:val="left"/>
+            </w:pPr>
+            <w:r>
+              <w:rPr>
+                <w:rFonts w:ascii="Arial" w:hAnsi="Arial" w:eastAsia="Arial" w:cs="Arial"/>
+                <w:color w:val="000000"/>
+                <w:sz w:val="22"/>
+                <w:b w:val="0"/>
+              </w:rPr>
+              <w:t xml:space="preserve"/>
+            </w:r>
+          </w:p>
+        </w:tc>
+        <w:tc>
+          <w:tcPr>
+            <w:tcW w:w="510" w:type="dxa"/>
+            <w:tcMar>
+              <w:top w:w="90" w:type="dxa"/>
+              <w:left w:w="90" w:type="dxa"/>
+              <w:bottom w:w="90" w:type="dxa"/>
+              <w:right w:w="90" w:type="dxa"/>
+            </w:tcMar>
+            <w:vAlign w:val="center"/>
+          </w:tcPr>
+          <w:p>
+            <w:pPr>
+              <w:keepNext w:val="0"/>
+              <w:widowControl/>
+              <w:spacing w:after="60" w:before="0" w:line="240" w:lineRule="auto"/>
+              <w:jc w:val="left"/>
+            </w:pPr>
+            <w:r>
+              <w:rPr>
+                <w:rFonts w:ascii="Arial" w:hAnsi="Arial" w:eastAsia="Arial" w:cs="Arial"/>
+                <w:color w:val="000000"/>
+                <w:sz w:val="22"/>
+                <w:b w:val="0"/>
+              </w:rPr>
+              <w:t xml:space="preserve"/>
+            </w:r>
+          </w:p>
+        </w:tc>
+        <w:tc>
+          <w:tcPr>
+            <w:tcW w:w="510" w:type="dxa"/>
+            <w:tcMar>
+              <w:top w:w="90" w:type="dxa"/>
+              <w:left w:w="90" w:type="dxa"/>
+              <w:bottom w:w="90" w:type="dxa"/>
+              <w:right w:w="90" w:type="dxa"/>
+            </w:tcMar>
+            <w:vAlign w:val="center"/>
+          </w:tcPr>
+          <w:p>
+            <w:pPr>
+              <w:keepNext w:val="0"/>
+              <w:widowControl/>
+              <w:spacing w:after="60" w:before="0" w:line="240" w:lineRule="auto"/>
+              <w:jc w:val="left"/>
+            </w:pPr>
+            <w:r>
+              <w:rPr>
+                <w:rFonts w:ascii="Arial" w:hAnsi="Arial" w:eastAsia="Arial" w:cs="Arial"/>
+                <w:color w:val="000000"/>
+                <w:sz w:val="22"/>
+                <w:b w:val="0"/>
+              </w:rPr>
+              <w:t xml:space="preserve"/>
+            </w:r>
+          </w:p>
+        </w:tc>
+        <w:tc>
+          <w:tcPr>
+            <w:tcW w:w="1134" w:type="dxa"/>
+            <w:tcMar>
+              <w:top w:w="90" w:type="dxa"/>
+              <w:left w:w="90" w:type="dxa"/>
+              <w:bottom w:w="90" w:type="dxa"/>
+              <w:right w:w="90" w:type="dxa"/>
+            </w:tcMar>
+            <w:vAlign w:val="center"/>
+          </w:tcPr>
+          <w:p>
+            <w:pPr>
+              <w:keepNext w:val="0"/>
+              <w:widowControl/>
+              <w:spacing w:after="60" w:before="0" w:line="240" w:lineRule="auto"/>
+              <w:jc w:val="left"/>
+            </w:pPr>
+            <w:r>
+              <w:rPr>
+                <w:rFonts w:ascii="Arial" w:hAnsi="Arial" w:eastAsia="Arial" w:cs="Arial"/>
+                <w:color w:val="000000"/>
+                <w:sz w:val="22"/>
+                <w:b w:val="0"/>
+              </w:rPr>
+              <w:t xml:space="preserve"/>
+            </w:r>
+          </w:p>
+        </w:tc>
+      </w:tr>
+      <w:tr>
+        <w:trPr>
+          <w:cantSplit/>
+          <w:jc w:val="center"/>
+        </w:trPr>
+        <w:tc>
+          <w:tcPr>
+            <w:tcW w:w="7370" w:type="dxa"/>
+            <w:tcMar>
+              <w:top w:w="90" w:type="dxa"/>
+              <w:left w:w="90" w:type="dxa"/>
+              <w:bottom w:w="90" w:type="dxa"/>
+              <w:right w:w="90" w:type="dxa"/>
+            </w:tcMar>
+            <w:vAlign w:val="center"/>
+          </w:tcPr>
+          <w:p>
+            <w:pPr>
+              <w:keepNext w:val="0"/>
+              <w:widowControl/>
+              <w:spacing w:after="60" w:before="0" w:line="240" w:lineRule="auto"/>
+              <w:jc w:val="left"/>
+            </w:pPr>
+            <w:r>
+              <w:rPr>
+                <w:rFonts w:ascii="Arial" w:hAnsi="Arial" w:eastAsia="Arial" w:cs="Arial"/>
+                <w:color w:val="000000"/>
+                <w:sz w:val="22"/>
+                <w:b w:val="0"/>
+              </w:rPr>
+              <w:t xml:space="preserve">Багийнхаа тохирсон дүрмийг баримталж, найзынхаа саналыг сонсон хамтран бүтээдэг. </w:t>
             </w:r>
             <w:r>
               <w:rPr>
@@ -2624,7 +3618,7 @@
                 <w:sz w:val="22"/>
                 <w:b w:val="0"/>
               </w:rPr>
-              <w:t>Үйл явдлын зургаар яриаг дэмжинэ. Хүүхдийн хэлсэн өгүүлбэрийг өргөжүүлэн буцааж хэлнэ. Бүтээлийг хүүхдийн өмнөөс хийхгүй, сонголт, тайлбарыг хүүхдээр гаргуулна.</w:t>
+              <w:t>Хүүхэд бүр өөрийн карт, өөрийн бүтээлтэй тул бүгд зэрэг оролцоно. Хосоор ярих, картаар зэрэг хариулах, багуудаар зэрэг шилжих аргаар хүлээх хугацааг багасгана. Үйл явдлын зураг, самбарын тэмдэглэгээгээр яриаг дэмжинэ. Бүтээлийг хүүхдийн өмнөөс хийхгүй, сонголт, тайлбарыг хүүхдээр гаргуулна.</w:t>
             </w:r>
           </w:p>
         </w:tc>
@@ -2696,7 +3690,7 @@
                 <w:sz w:val="22"/>
                 <w:b w:val="0"/>
               </w:rPr>
-              <w:t>«… гэж танилаа. Учир нь …» гэсэн ярианы загварыг өгнө. Бүтээхэд хүндрэлтэй хүүхдэд урьдчилан урсан том хэсгээс сонгуулж, байрлалыг нь өөрөөр нь шийдүүлнэ. Ахисан хүүхэд зохиолын өөр төгсгөл зохиож, шалтгаанаа тайлбарлана.</w:t>
+              <w:t>Ярихад хүндрэлтэй хүүхдэд «… гэж танилаа. Учир нь …» гэсэн ярианы загварыг өгнө. Бүтээхэд хүндрэлтэй хүүхдэд урьдчилан бэлтгэсэн том хэсгээс сонгуулж, байрлалыг нь өөрөөр нь шийдүүлнэ. Ахисан хүүхэд хоёр аргыг хослуулж бүтээх, зохиолын өөр төгсгөл зохиож шалтгаанаа тайлбарлах даалгавар авна.</w:t>
             </w:r>
           </w:p>
         </w:tc>
@@ -2765,7 +3759,7 @@
               <w:rPr>
                 <w:b w:val="0"/>
               </w:rPr>
-              <w:t>Хэл ярианы дэмжлэг шаардлагатай хүүхэд дүрийн картыг зааж, зураг эсвэл дохиогоор хариулна. Гарын хөдөлгөөний дэмжлэг шаардлагатай хүүхдэд цавууг барихад дэмжлэг үзүүлж, наах байрлалыг хүүхдээр шийдүүлнэ. Хөдөлгөөний дэмжлэг шаардлагатай хүүхэд бүтээлээ ширээн дээрээс танилцуулна.</w:t>
+              <w:t>Хэл ярианы дэмжлэг шаардлагатай хүүхэд дүрийн карт өргөх, зааж хариулах, дохиогоор оролцоно. Гарын хөдөлгөөний дэмжлэг шаардлагатай хүүхэд том хэмжээтэй өрөх материал, урьдчилан хуваасан шавар хэрэглэнэ. Хөдөлгөөний дэмжлэг шаардлагатай хүүхдэд хөрш багийн бүтээлийг ширээн дээр нь авчирч, туршилтад оролцох боломж бүрдүүлнэ.</w:t>
             </w:r>
           </w:p>
         </w:tc>
@@ -2960,6 +3954,739 @@
         <w:t xml:space="preserve">Дөрвөн өөр аргаар бүтээсэн дүр нэг тайзанд хэрхэн уулзах бол? Найзууд юу хийж, яаж тохиролцвол наадам нь эхлэх вэ?</w:t>
       </w:r>
     </w:p>
+    <w:p>
+      <w:pPr>
+        <w:keepNext/>
+        <w:widowControl/>
+        <w:spacing w:after="80" w:before="140" w:line="240" w:lineRule="auto"/>
+        <w:jc w:val="left"/>
+        <w:pageBreakBefore w:val="1"/>
+      </w:pPr>
+      <w:r>
+        <w:rPr>
+          <w:rFonts w:ascii="Arial" w:hAnsi="Arial" w:eastAsia="Arial" w:cs="Arial"/>
+          <w:color w:val="000000"/>
+          <w:sz w:val="22"/>
+          <w:b/>
+        </w:rPr>
+        <w:t>Аргын карт</w:t>
+      </w:r>
+    </w:p>
+    <w:p>
+      <w:pPr>
+        <w:keepNext w:val="0"/>
+        <w:widowControl/>
+        <w:spacing w:after="80" w:before="0" w:line="240" w:lineRule="auto"/>
+        <w:jc w:val="left"/>
+      </w:pPr>
+      <w:r>
+        <w:rPr>
+          <w:rFonts w:ascii="Arial" w:hAnsi="Arial" w:eastAsia="Arial" w:cs="Arial"/>
+          <w:color w:val="000000"/>
+          <w:sz w:val="22"/>
+          <w:b w:val="0"/>
+        </w:rPr>
+        <w:t>Хүснэгтийн мөр тус бүрийг нэг карт болгон хэвлэж, нүүрэн талд нь тохирох хэрэгслийн зургийг наана. Баг бүрд 4 карт бэлтгэнэ. Хүүхэд картаас өөрийн аргаа сонгож, багийнхаа дүрийг бүтээнэ.</w:t>
+      </w:r>
+    </w:p>
+    <w:tbl>
+      <w:tblPr>
+        <w:tblW w:w="0" w:type="auto"/>
+        <w:jc w:val="center"/>
+        <w:tblBorders>
+          <w:top w:val="single" w:sz="6" w:space="0" w:color="7F8C8D"/>
+          <w:left w:val="single" w:sz="6" w:space="0" w:color="7F8C8D"/>
+          <w:bottom w:val="single" w:sz="6" w:space="0" w:color="7F8C8D"/>
+          <w:right w:val="single" w:sz="6" w:space="0" w:color="7F8C8D"/>
+          <w:insideH w:val="single" w:sz="6" w:space="0" w:color="7F8C8D"/>
+          <w:insideV w:val="single" w:sz="6" w:space="0" w:color="7F8C8D"/>
+        </w:tblBorders>
+        <w:tblLayout w:type="fixed"/>
+        <w:tblLook w:val="04A0" w:firstRow="1" w:lastRow="0" w:firstColumn="1" w:lastColumn="0" w:noHBand="0" w:noVBand="1"/>
+      </w:tblPr>
+      <w:tblGrid>
+        <w:gridCol w:w="3000"/>
+        <w:gridCol w:w="3518"/>
+        <w:gridCol w:w="3517"/>
+      </w:tblGrid>
+      <w:tr>
+        <w:trPr>
+          <w:tblHeader/>
+          <w:jc w:val="center"/>
+          <w:cantSplit/>
+        </w:trPr>
+        <w:tc>
+          <w:tcPr>
+            <w:tcW w:w="3000" w:type="dxa"/>
+            <w:shd w:val="clear" w:color="auto" w:fill="D9EAF7"/>
+            <w:tcMar>
+              <w:top w:w="95" w:type="dxa"/>
+              <w:left w:w="85" w:type="dxa"/>
+              <w:bottom w:w="95" w:type="dxa"/>
+              <w:right w:w="85" w:type="dxa"/>
+            </w:tcMar>
+            <w:vAlign w:val="center"/>
+          </w:tcPr>
+          <w:p>
+            <w:pPr>
+              <w:keepNext w:val="0"/>
+              <w:widowControl/>
+              <w:spacing w:after="60" w:before="0" w:line="240" w:lineRule="auto"/>
+              <w:jc w:val="left"/>
+            </w:pPr>
+            <w:r>
+              <w:rPr>
+                <w:rFonts w:ascii="Arial" w:hAnsi="Arial" w:eastAsia="Arial" w:cs="Arial"/>
+                <w:color w:val="000000"/>
+                <w:sz w:val="22"/>
+                <w:b w:val="1"/>
+              </w:rPr>
+              <w:t xml:space="preserve">Аргын карт</w:t>
+            </w:r>
+          </w:p>
+        </w:tc>
+        <w:tc>
+          <w:tcPr>
+            <w:tcW w:w="3518" w:type="dxa"/>
+            <w:shd w:val="clear" w:color="auto" w:fill="D9EAF7"/>
+            <w:tcMar>
+              <w:top w:w="95" w:type="dxa"/>
+              <w:left w:w="85" w:type="dxa"/>
+              <w:bottom w:w="95" w:type="dxa"/>
+              <w:right w:w="85" w:type="dxa"/>
+            </w:tcMar>
+            <w:vAlign w:val="center"/>
+          </w:tcPr>
+          <w:p>
+            <w:pPr>
+              <w:keepNext w:val="0"/>
+              <w:widowControl/>
+              <w:spacing w:after="60" w:before="0" w:line="240" w:lineRule="auto"/>
+              <w:jc w:val="left"/>
+            </w:pPr>
+            <w:r>
+              <w:rPr>
+                <w:rFonts w:ascii="Arial" w:hAnsi="Arial" w:eastAsia="Arial" w:cs="Arial"/>
+                <w:color w:val="000000"/>
+                <w:sz w:val="22"/>
+                <w:b/>
+              </w:rPr>
+              <w:t>Хүүхдийн хийх үйл</w:t>
+            </w:r>
+          </w:p>
+        </w:tc>
+        <w:tc>
+          <w:tcPr>
+            <w:tcW w:w="3517" w:type="dxa"/>
+            <w:shd w:val="clear" w:color="auto" w:fill="D9EAF7"/>
+            <w:tcMar>
+              <w:top w:w="95" w:type="dxa"/>
+              <w:left w:w="85" w:type="dxa"/>
+              <w:bottom w:w="95" w:type="dxa"/>
+              <w:right w:w="85" w:type="dxa"/>
+            </w:tcMar>
+            <w:vAlign w:val="center"/>
+          </w:tcPr>
+          <w:p>
+            <w:pPr>
+              <w:keepNext w:val="0"/>
+              <w:widowControl/>
+              <w:spacing w:after="60" w:before="0" w:line="240" w:lineRule="auto"/>
+              <w:jc w:val="left"/>
+            </w:pPr>
+            <w:r>
+              <w:rPr>
+                <w:rFonts w:ascii="Arial" w:hAnsi="Arial" w:eastAsia="Arial" w:cs="Arial"/>
+                <w:color w:val="000000"/>
+                <w:sz w:val="22"/>
+                <w:b w:val="1"/>
+              </w:rPr>
+              <w:t xml:space="preserve">Ярих ба шалгах асуулт</w:t>
+            </w:r>
+          </w:p>
+        </w:tc>
+      </w:tr>
+      <w:tr>
+        <w:trPr>
+          <w:cantSplit/>
+          <w:jc w:val="center"/>
+          <w:trHeight w:val="1900" w:hRule="atLeast"/>
+        </w:trPr>
+        <w:tc>
+          <w:tcPr>
+            <w:tcW w:w="3000" w:type="dxa"/>
+            <w:tcMar>
+              <w:top w:w="60" w:type="dxa"/>
+              <w:left w:w="80" w:type="dxa"/>
+              <w:bottom w:w="55" w:type="dxa"/>
+              <w:right w:w="80" w:type="dxa"/>
+            </w:tcMar>
+            <w:vAlign w:val="center"/>
+          </w:tcPr>
+          <w:p>
+            <w:pPr>
+              <w:keepNext w:val="0"/>
+              <w:widowControl/>
+              <w:spacing w:after="60" w:before="0" w:line="240" w:lineRule="auto"/>
+              <w:jc w:val="left"/>
+            </w:pPr>
+            <w:r>
+              <w:rPr>
+                <w:rFonts w:ascii="Arial" w:hAnsi="Arial" w:eastAsia="Arial" w:cs="Arial"/>
+                <w:color w:val="000000"/>
+                <w:sz w:val="22"/>
+                <w:b/>
+              </w:rPr>
+              <w:t>Наах</w:t>
+            </w:r>
+          </w:p>
+          <w:p>
+            <w:pPr>
+              <w:keepNext w:val="0"/>
+              <w:widowControl/>
+              <w:spacing w:after="60" w:before="0" w:line="240" w:lineRule="auto"/>
+              <w:jc w:val="left"/>
+            </w:pPr>
+            <w:r>
+              <w:rPr>
+                <w:rFonts w:ascii="Arial" w:hAnsi="Arial" w:eastAsia="Arial" w:cs="Arial"/>
+                <w:color w:val="000000"/>
+                <w:sz w:val="22"/>
+                <w:b w:val="0"/>
+              </w:rPr>
+              <w:t>Өнгийн цаас ба цавуу</w:t>
+            </w:r>
+          </w:p>
+        </w:tc>
+        <w:tc>
+          <w:tcPr>
+            <w:tcW w:w="3518" w:type="dxa"/>
+            <w:tcMar>
+              <w:top w:w="60" w:type="dxa"/>
+              <w:left w:w="80" w:type="dxa"/>
+              <w:bottom w:w="55" w:type="dxa"/>
+              <w:right w:w="80" w:type="dxa"/>
+            </w:tcMar>
+            <w:vAlign w:val="center"/>
+          </w:tcPr>
+          <w:p>
+            <w:pPr>
+              <w:keepNext w:val="0"/>
+              <w:widowControl/>
+              <w:spacing w:after="60" w:before="0" w:line="240" w:lineRule="auto"/>
+              <w:jc w:val="left"/>
+            </w:pPr>
+            <w:r>
+              <w:rPr>
+                <w:rFonts w:ascii="Arial" w:hAnsi="Arial" w:eastAsia="Arial" w:cs="Arial"/>
+                <w:color w:val="000000"/>
+                <w:sz w:val="22"/>
+                <w:b w:val="0"/>
+              </w:rPr>
+              <w:t>Өнгийн цаасыг гараар урж, давхарлан наана. Дүрийн онцлогийг өөр өнгийн цаасаар тодруулна.</w:t>
+            </w:r>
+          </w:p>
+        </w:tc>
+        <w:tc>
+          <w:tcPr>
+            <w:tcW w:w="3517" w:type="dxa"/>
+            <w:tcMar>
+              <w:top w:w="60" w:type="dxa"/>
+              <w:left w:w="80" w:type="dxa"/>
+              <w:bottom w:w="55" w:type="dxa"/>
+              <w:right w:w="80" w:type="dxa"/>
+            </w:tcMar>
+            <w:vAlign w:val="center"/>
+          </w:tcPr>
+          <w:p>
+            <w:pPr>
+              <w:keepNext w:val="0"/>
+              <w:widowControl/>
+              <w:spacing w:after="60" w:before="0" w:line="240" w:lineRule="auto"/>
+              <w:jc w:val="left"/>
+            </w:pPr>
+            <w:r>
+              <w:rPr>
+                <w:rFonts w:ascii="Arial" w:hAnsi="Arial" w:eastAsia="Arial" w:cs="Arial"/>
+                <w:color w:val="000000"/>
+                <w:sz w:val="22"/>
+                <w:b w:val="0"/>
+              </w:rPr>
+              <w:t>Юугаар нь таних вэ?</w:t>
+            </w:r>
+          </w:p>
+          <w:p>
+            <w:pPr>
+              <w:keepNext w:val="0"/>
+              <w:widowControl/>
+              <w:spacing w:after="60" w:before="0" w:line="240" w:lineRule="auto"/>
+              <w:jc w:val="left"/>
+            </w:pPr>
+            <w:r>
+              <w:rPr>
+                <w:rFonts w:ascii="Arial" w:hAnsi="Arial" w:eastAsia="Arial" w:cs="Arial"/>
+                <w:color w:val="000000"/>
+                <w:sz w:val="22"/>
+                <w:b w:val="0"/>
+              </w:rPr>
+              <w:t>Аль хэсгийг давхарлан наасан бэ?</w:t>
+            </w:r>
+          </w:p>
+          <w:p>
+            <w:pPr>
+              <w:keepNext w:val="0"/>
+              <w:widowControl/>
+              <w:spacing w:after="60" w:before="0" w:line="240" w:lineRule="auto"/>
+              <w:jc w:val="left"/>
+            </w:pPr>
+            <w:r>
+              <w:rPr>
+                <w:rFonts w:ascii="Arial" w:hAnsi="Arial" w:eastAsia="Arial" w:cs="Arial"/>
+                <w:color w:val="000000"/>
+                <w:sz w:val="22"/>
+                <w:b w:val="0"/>
+              </w:rPr>
+              <w:t>Ямар онцлог нэмэх вэ?</w:t>
+            </w:r>
+          </w:p>
+        </w:tc>
+      </w:tr>
+      <w:tr>
+        <w:trPr>
+          <w:cantSplit/>
+          <w:jc w:val="center"/>
+          <w:trHeight w:val="1900" w:hRule="atLeast"/>
+        </w:trPr>
+        <w:tc>
+          <w:tcPr>
+            <w:tcW w:w="3000" w:type="dxa"/>
+            <w:tcMar>
+              <w:top w:w="60" w:type="dxa"/>
+              <w:left w:w="80" w:type="dxa"/>
+              <w:bottom w:w="55" w:type="dxa"/>
+              <w:right w:w="80" w:type="dxa"/>
+            </w:tcMar>
+            <w:vAlign w:val="center"/>
+          </w:tcPr>
+          <w:p>
+            <w:pPr>
+              <w:keepNext w:val="0"/>
+              <w:widowControl/>
+              <w:spacing w:after="60" w:before="0" w:line="240" w:lineRule="auto"/>
+              <w:jc w:val="left"/>
+            </w:pPr>
+            <w:r>
+              <w:rPr>
+                <w:rFonts w:ascii="Arial" w:hAnsi="Arial" w:eastAsia="Arial" w:cs="Arial"/>
+                <w:color w:val="000000"/>
+                <w:sz w:val="22"/>
+                <w:b/>
+              </w:rPr>
+              <w:t>Зурах</w:t>
+            </w:r>
+          </w:p>
+          <w:p>
+            <w:pPr>
+              <w:keepNext w:val="0"/>
+              <w:widowControl/>
+              <w:spacing w:after="60" w:before="0" w:line="240" w:lineRule="auto"/>
+              <w:jc w:val="left"/>
+            </w:pPr>
+            <w:r>
+              <w:rPr>
+                <w:rFonts w:ascii="Arial" w:hAnsi="Arial" w:eastAsia="Arial" w:cs="Arial"/>
+                <w:color w:val="000000"/>
+                <w:sz w:val="22"/>
+                <w:b w:val="0"/>
+              </w:rPr>
+              <w:t>Фломастер</w:t>
+            </w:r>
+          </w:p>
+        </w:tc>
+        <w:tc>
+          <w:tcPr>
+            <w:tcW w:w="3518" w:type="dxa"/>
+            <w:tcMar>
+              <w:top w:w="60" w:type="dxa"/>
+              <w:left w:w="80" w:type="dxa"/>
+              <w:bottom w:w="55" w:type="dxa"/>
+              <w:right w:w="80" w:type="dxa"/>
+            </w:tcMar>
+            <w:vAlign w:val="center"/>
+          </w:tcPr>
+          <w:p>
+            <w:pPr>
+              <w:keepNext w:val="0"/>
+              <w:widowControl/>
+              <w:spacing w:after="60" w:before="0" w:line="240" w:lineRule="auto"/>
+              <w:jc w:val="left"/>
+            </w:pPr>
+            <w:r>
+              <w:rPr>
+                <w:rFonts w:ascii="Arial" w:hAnsi="Arial" w:eastAsia="Arial" w:cs="Arial"/>
+                <w:color w:val="000000"/>
+                <w:sz w:val="22"/>
+                <w:b w:val="0"/>
+              </w:rPr>
+              <w:t>Дүрийн хэлбэрийг зурж будна. Онцлог хэсгийг тод өнгөөр онцолно.</w:t>
+            </w:r>
+          </w:p>
+        </w:tc>
+        <w:tc>
+          <w:tcPr>
+            <w:tcW w:w="3517" w:type="dxa"/>
+            <w:tcMar>
+              <w:top w:w="60" w:type="dxa"/>
+              <w:left w:w="80" w:type="dxa"/>
+              <w:bottom w:w="55" w:type="dxa"/>
+              <w:right w:w="80" w:type="dxa"/>
+            </w:tcMar>
+            <w:vAlign w:val="center"/>
+          </w:tcPr>
+          <w:p>
+            <w:pPr>
+              <w:keepNext w:val="0"/>
+              <w:widowControl/>
+              <w:spacing w:after="60" w:before="0" w:line="240" w:lineRule="auto"/>
+              <w:jc w:val="left"/>
+            </w:pPr>
+            <w:r>
+              <w:rPr>
+                <w:rFonts w:ascii="Arial" w:hAnsi="Arial" w:eastAsia="Arial" w:cs="Arial"/>
+                <w:color w:val="000000"/>
+                <w:sz w:val="22"/>
+                <w:b w:val="0"/>
+              </w:rPr>
+              <w:t>Ямар өнгө, шинжээр нь таних вэ?</w:t>
+            </w:r>
+          </w:p>
+          <w:p>
+            <w:pPr>
+              <w:keepNext w:val="0"/>
+              <w:widowControl/>
+              <w:spacing w:after="60" w:before="0" w:line="240" w:lineRule="auto"/>
+              <w:jc w:val="left"/>
+            </w:pPr>
+            <w:r>
+              <w:rPr>
+                <w:rFonts w:ascii="Arial" w:hAnsi="Arial" w:eastAsia="Arial" w:cs="Arial"/>
+                <w:color w:val="000000"/>
+                <w:sz w:val="22"/>
+                <w:b w:val="0"/>
+              </w:rPr>
+              <w:t>Дүр юу хийж байна вэ?</w:t>
+            </w:r>
+          </w:p>
+          <w:p>
+            <w:pPr>
+              <w:keepNext w:val="0"/>
+              <w:widowControl/>
+              <w:spacing w:after="60" w:before="0" w:line="240" w:lineRule="auto"/>
+              <w:jc w:val="left"/>
+            </w:pPr>
+            <w:r>
+              <w:rPr>
+                <w:rFonts w:ascii="Arial" w:hAnsi="Arial" w:eastAsia="Arial" w:cs="Arial"/>
+                <w:color w:val="000000"/>
+                <w:sz w:val="22"/>
+                <w:b w:val="0"/>
+              </w:rPr>
+              <w:t>Үүнийг яаж тодруулах вэ?</w:t>
+            </w:r>
+          </w:p>
+        </w:tc>
+      </w:tr>
+      <w:tr>
+        <w:trPr>
+          <w:cantSplit/>
+          <w:jc w:val="center"/>
+          <w:trHeight w:val="1900" w:hRule="atLeast"/>
+        </w:trPr>
+        <w:tc>
+          <w:tcPr>
+            <w:tcW w:w="3000" w:type="dxa"/>
+            <w:tcMar>
+              <w:top w:w="60" w:type="dxa"/>
+              <w:left w:w="80" w:type="dxa"/>
+              <w:bottom w:w="55" w:type="dxa"/>
+              <w:right w:w="80" w:type="dxa"/>
+            </w:tcMar>
+            <w:vAlign w:val="center"/>
+          </w:tcPr>
+          <w:p>
+            <w:pPr>
+              <w:keepNext w:val="0"/>
+              <w:widowControl/>
+              <w:spacing w:after="60" w:before="0" w:line="240" w:lineRule="auto"/>
+              <w:jc w:val="left"/>
+            </w:pPr>
+            <w:r>
+              <w:rPr>
+                <w:rFonts w:ascii="Arial" w:hAnsi="Arial" w:eastAsia="Arial" w:cs="Arial"/>
+                <w:color w:val="000000"/>
+                <w:sz w:val="22"/>
+                <w:b/>
+              </w:rPr>
+              <w:t>Шавраар барих</w:t>
+            </w:r>
+          </w:p>
+          <w:p>
+            <w:pPr>
+              <w:keepNext w:val="0"/>
+              <w:widowControl/>
+              <w:spacing w:after="60" w:before="0" w:line="240" w:lineRule="auto"/>
+              <w:jc w:val="left"/>
+            </w:pPr>
+            <w:r>
+              <w:rPr>
+                <w:rFonts w:ascii="Arial" w:hAnsi="Arial" w:eastAsia="Arial" w:cs="Arial"/>
+                <w:color w:val="000000"/>
+                <w:sz w:val="22"/>
+                <w:b w:val="0"/>
+              </w:rPr>
+              <w:t>Баримлын шавар</w:t>
+            </w:r>
+          </w:p>
+        </w:tc>
+        <w:tc>
+          <w:tcPr>
+            <w:tcW w:w="3518" w:type="dxa"/>
+            <w:tcMar>
+              <w:top w:w="60" w:type="dxa"/>
+              <w:left w:w="80" w:type="dxa"/>
+              <w:bottom w:w="55" w:type="dxa"/>
+              <w:right w:w="80" w:type="dxa"/>
+            </w:tcMar>
+            <w:vAlign w:val="center"/>
+          </w:tcPr>
+          <w:p>
+            <w:pPr>
+              <w:keepNext w:val="0"/>
+              <w:widowControl/>
+              <w:spacing w:after="60" w:before="0" w:line="240" w:lineRule="auto"/>
+              <w:jc w:val="left"/>
+            </w:pPr>
+            <w:r>
+              <w:rPr>
+                <w:rFonts w:ascii="Arial" w:hAnsi="Arial" w:eastAsia="Arial" w:cs="Arial"/>
+                <w:color w:val="000000"/>
+                <w:sz w:val="22"/>
+                <w:b w:val="0"/>
+              </w:rPr>
+              <w:t>Шаврыг өнхрүүлж, хавтайлж, хэсгүүдийг холбон А5 цаасан дээр дүрээ барина.</w:t>
+            </w:r>
+          </w:p>
+        </w:tc>
+        <w:tc>
+          <w:tcPr>
+            <w:tcW w:w="3517" w:type="dxa"/>
+            <w:tcMar>
+              <w:top w:w="60" w:type="dxa"/>
+              <w:left w:w="80" w:type="dxa"/>
+              <w:bottom w:w="55" w:type="dxa"/>
+              <w:right w:w="80" w:type="dxa"/>
+            </w:tcMar>
+            <w:vAlign w:val="center"/>
+          </w:tcPr>
+          <w:p>
+            <w:pPr>
+              <w:keepNext w:val="0"/>
+              <w:widowControl/>
+              <w:spacing w:after="60" w:before="0" w:line="240" w:lineRule="auto"/>
+              <w:jc w:val="left"/>
+            </w:pPr>
+            <w:r>
+              <w:rPr>
+                <w:rFonts w:ascii="Arial" w:hAnsi="Arial" w:eastAsia="Arial" w:cs="Arial"/>
+                <w:color w:val="000000"/>
+                <w:sz w:val="22"/>
+                <w:b w:val="0"/>
+              </w:rPr>
+              <w:t>Аль хэсгийг өнхрүүлж хийсэн бэ?</w:t>
+            </w:r>
+          </w:p>
+          <w:p>
+            <w:pPr>
+              <w:keepNext w:val="0"/>
+              <w:widowControl/>
+              <w:spacing w:after="60" w:before="0" w:line="240" w:lineRule="auto"/>
+              <w:jc w:val="left"/>
+            </w:pPr>
+            <w:r>
+              <w:rPr>
+                <w:rFonts w:ascii="Arial" w:hAnsi="Arial" w:eastAsia="Arial" w:cs="Arial"/>
+                <w:color w:val="000000"/>
+                <w:sz w:val="22"/>
+                <w:b w:val="0"/>
+              </w:rPr>
+              <w:t>Хэсгүүд яаж холбогдов?</w:t>
+            </w:r>
+          </w:p>
+          <w:p>
+            <w:pPr>
+              <w:keepNext w:val="0"/>
+              <w:widowControl/>
+              <w:spacing w:after="60" w:before="0" w:line="240" w:lineRule="auto"/>
+              <w:jc w:val="left"/>
+            </w:pPr>
+            <w:r>
+              <w:rPr>
+                <w:rFonts w:ascii="Arial" w:hAnsi="Arial" w:eastAsia="Arial" w:cs="Arial"/>
+                <w:color w:val="000000"/>
+                <w:sz w:val="22"/>
+                <w:b w:val="0"/>
+              </w:rPr>
+              <w:t>Юуг нэмж эсвэл сольж болох вэ?</w:t>
+            </w:r>
+          </w:p>
+        </w:tc>
+      </w:tr>
+      <w:tr>
+        <w:trPr>
+          <w:cantSplit/>
+          <w:jc w:val="center"/>
+          <w:trHeight w:val="1900" w:hRule="atLeast"/>
+        </w:trPr>
+        <w:tc>
+          <w:tcPr>
+            <w:tcW w:w="3000" w:type="dxa"/>
+            <w:tcMar>
+              <w:top w:w="60" w:type="dxa"/>
+              <w:left w:w="80" w:type="dxa"/>
+              <w:bottom w:w="55" w:type="dxa"/>
+              <w:right w:w="80" w:type="dxa"/>
+            </w:tcMar>
+            <w:vAlign w:val="center"/>
+          </w:tcPr>
+          <w:p>
+            <w:pPr>
+              <w:keepNext w:val="0"/>
+              <w:widowControl/>
+              <w:spacing w:after="60" w:before="0" w:line="240" w:lineRule="auto"/>
+              <w:jc w:val="left"/>
+            </w:pPr>
+            <w:r>
+              <w:rPr>
+                <w:rFonts w:ascii="Arial" w:hAnsi="Arial" w:eastAsia="Arial" w:cs="Arial"/>
+                <w:color w:val="000000"/>
+                <w:sz w:val="22"/>
+                <w:b/>
+              </w:rPr>
+              <w:t>Өрөх</w:t>
+            </w:r>
+          </w:p>
+          <w:p>
+            <w:pPr>
+              <w:keepNext w:val="0"/>
+              <w:widowControl/>
+              <w:spacing w:after="60" w:before="0" w:line="240" w:lineRule="auto"/>
+              <w:jc w:val="left"/>
+            </w:pPr>
+            <w:r>
+              <w:rPr>
+                <w:rFonts w:ascii="Arial" w:hAnsi="Arial" w:eastAsia="Arial" w:cs="Arial"/>
+                <w:color w:val="000000"/>
+                <w:sz w:val="22"/>
+                <w:b w:val="0"/>
+              </w:rPr>
+              <w:t>Товч, мөчир, навч</w:t>
+            </w:r>
+          </w:p>
+        </w:tc>
+        <w:tc>
+          <w:tcPr>
+            <w:tcW w:w="3518" w:type="dxa"/>
+            <w:tcMar>
+              <w:top w:w="60" w:type="dxa"/>
+              <w:left w:w="80" w:type="dxa"/>
+              <w:bottom w:w="55" w:type="dxa"/>
+              <w:right w:w="80" w:type="dxa"/>
+            </w:tcMar>
+            <w:vAlign w:val="center"/>
+          </w:tcPr>
+          <w:p>
+            <w:pPr>
+              <w:keepNext w:val="0"/>
+              <w:widowControl/>
+              <w:spacing w:after="60" w:before="0" w:line="240" w:lineRule="auto"/>
+              <w:jc w:val="left"/>
+            </w:pPr>
+            <w:r>
+              <w:rPr>
+                <w:rFonts w:ascii="Arial" w:hAnsi="Arial" w:eastAsia="Arial" w:cs="Arial"/>
+                <w:color w:val="000000"/>
+                <w:sz w:val="22"/>
+                <w:b w:val="0"/>
+              </w:rPr>
+              <w:t>Материалыг А5 цаасан дээр өрж дүрийн хэлбэрийг гаргана. Байрлалыг туршиж өөрчилнө.</w:t>
+            </w:r>
+          </w:p>
+        </w:tc>
+        <w:tc>
+          <w:tcPr>
+            <w:tcW w:w="3517" w:type="dxa"/>
+            <w:tcMar>
+              <w:top w:w="60" w:type="dxa"/>
+              <w:left w:w="80" w:type="dxa"/>
+              <w:bottom w:w="55" w:type="dxa"/>
+              <w:right w:w="80" w:type="dxa"/>
+            </w:tcMar>
+            <w:vAlign w:val="center"/>
+          </w:tcPr>
+          <w:p>
+            <w:pPr>
+              <w:keepNext w:val="0"/>
+              <w:widowControl/>
+              <w:spacing w:after="60" w:before="0" w:line="240" w:lineRule="auto"/>
+              <w:jc w:val="left"/>
+            </w:pPr>
+            <w:r>
+              <w:rPr>
+                <w:rFonts w:ascii="Arial" w:hAnsi="Arial" w:eastAsia="Arial" w:cs="Arial"/>
+                <w:color w:val="000000"/>
+                <w:sz w:val="22"/>
+                <w:b w:val="0"/>
+              </w:rPr>
+              <w:t>Юугаар нь таних вэ?</w:t>
+            </w:r>
+          </w:p>
+          <w:p>
+            <w:pPr>
+              <w:keepNext w:val="0"/>
+              <w:widowControl/>
+              <w:spacing w:after="60" w:before="0" w:line="240" w:lineRule="auto"/>
+              <w:jc w:val="left"/>
+            </w:pPr>
+            <w:r>
+              <w:rPr>
+                <w:rFonts w:ascii="Arial" w:hAnsi="Arial" w:eastAsia="Arial" w:cs="Arial"/>
+                <w:color w:val="000000"/>
+                <w:sz w:val="22"/>
+                <w:b w:val="0"/>
+              </w:rPr>
+              <w:t>Аль материал аль хэсэг болсон бэ?</w:t>
+            </w:r>
+          </w:p>
+          <w:p>
+            <w:pPr>
+              <w:keepNext w:val="0"/>
+              <w:widowControl/>
+              <w:spacing w:after="60" w:before="0" w:line="240" w:lineRule="auto"/>
+              <w:jc w:val="left"/>
+            </w:pPr>
+            <w:r>
+              <w:rPr>
+                <w:rFonts w:ascii="Arial" w:hAnsi="Arial" w:eastAsia="Arial" w:cs="Arial"/>
+                <w:color w:val="000000"/>
+                <w:sz w:val="22"/>
+                <w:b w:val="0"/>
+              </w:rPr>
+              <w:t>Байрлалыг яаж өөрчилбөл илүү танигдах вэ?</w:t>
+            </w:r>
+          </w:p>
+        </w:tc>
+      </w:tr>
+    </w:tbl>
     <w:sectPr>
       <w:headerReference w:type="default" r:id="rId8"/>
       <w:footerReference w:type="default" r:id="rId9"/>

--- a/Төлөвлөлт/Найзуудын хамтын тайз - Бэлтгэл бүлэг (засварласан).docx
+++ b/Төлөвлөлт/Найзуудын хамтын тайз - Бэлтгэл бүлэг (засварласан).docx
@@ -686,7 +686,7 @@
           <w:sz w:val="22"/>
           <w:b w:val="0"/>
         </w:rPr>
-        <w:t>Ярианы загвар: «… гэж танилаа. Учир нь …», «Би … санал болгож байна. Чи юу гэж бодож байна?», «Найзынхаа саналыг сонсоод … хийсэн».</w:t>
+        <w:t>Ярианы загвар: “… гэж танилаа. Учир нь …”, “Би … санал болгож байна. Чи юу гэж бодож байна?”, “Найзынхаа саналыг сонсоод … хийсэн”.</w:t>
       </w:r>
     </w:p>
     <w:p>
@@ -1340,7 +1340,7 @@
                 <w:sz w:val="22"/>
                 <w:b w:val="0"/>
               </w:rPr>
-              <w:t>Хоосон тайзны загварыг ширээн дээр тавьж, дотор нь урилгын дугтуй байрлуулна. «Энэ тайз яагаад хоосон байгаа бол? Дугтуйнд юу байгаа бол?» гэж асуугаад хүүхдүүдийн таамгийг сонсоно. Дугтуйг нээж, зохиолыг үйл явдлын зургаар дэмжин уншина. Дүр ярих бүрт тухайн дүрийн картыг өргөж дохио өгнө.</w:t>
+              <w:t>Хоосон тайзны загварыг ширээн дээр тавьж, дотор нь урилгын дугтуй байрлуулна. “Энэ тайз яагаад хоосон байгаа бол? Дугтуйнд юу байгаа бол?” гэж асуугаад хүүхдүүдийн таамгийг сонсоно. Дугтуйг нээж, зохиолыг үйл явдлын зургаар дэмжин уншина. Дүр ярих бүрт тухайн дүрийн картыг өргөж дохио өгнө.</w:t>
             </w:r>
           </w:p>
           <w:p>
@@ -1366,7 +1366,7 @@
                 <w:sz w:val="22"/>
                 <w:b w:val="0"/>
               </w:rPr>
-              <w:t>Дүрийн 4 жижиг картаа өмнөө дэлгэнэ. Багш дүрийн үгийг уншихад тухайн дүрийн картыг өргөж, бүгд зэрэг дүрийн өнгө аясаар үгийг давтан хэлнэ. Ингэснээр хүүхэд бүр зохиолын бүх дүрийн үгийг хэлж, сонсохын зэрэгцээ идэвхтэй оролцоно.</w:t>
+              <w:t>Дүрийн 4 жижиг картаа өмнөө дэлгэнэ. Багш дүрийн үгийг уншихад тухайн дүрийн картыг өргөж, бүгд зэрэг дүрийн өнгө аясаар үгийг давтан хэлнэ.</w:t>
             </w:r>
           </w:p>
           <w:p>
@@ -1392,7 +1392,7 @@
                 <w:sz w:val="22"/>
                 <w:b w:val="0"/>
               </w:rPr>
-              <w:t>Зохиолыг уншиж дуусаад «Хажуугийн найзтайгаа ярилц: Яагаад тайз хоосон үлдсэн бэ?» гэнэ. Хоёр хосын санааг сонсоод «Чи арслангийн оронд байсан бол яах байсан бэ?» гэж асуултыг гүнзгийрүүлнэ.</w:t>
+              <w:t>Зохиолыг уншиж дуусаад “Хажуугийн найзтайгаа ярилц: Яагаад тайз хоосон үлдсэн бэ?” гэнэ. Хоёр хосын санааг сонсоод “Чи арслангийн оронд байсан бол яах байсан бэ?” гэж асуултыг гүнзгийрүүлнэ.</w:t>
             </w:r>
           </w:p>
           <w:p>
@@ -1418,7 +1418,7 @@
                 <w:sz w:val="22"/>
                 <w:b w:val="0"/>
               </w:rPr>
-              <w:t>Хосоороо зэрэг ярилцаж, зохиолоос жишээ гаргана. Бүх хүүхэд нэгэн зэрэг ярьж, хэн ч ээлж хүлээхгүй.</w:t>
+              <w:t>Хосоороо зэрэг ярилцаж, зохиолоос жишээ гаргана.</w:t>
             </w:r>
           </w:p>
         </w:tc>
@@ -1622,7 +1622,7 @@
                 <w:sz w:val="22"/>
                 <w:b w:val="0"/>
               </w:rPr>
-              <w:t>Дүрийн нэрийг хэлэлгүй нэг шинжийг хэлнэ. Эхлээд зохиолын үгээр «Би урт хошуутай дүрээ хиймээр байна», дараа нь гадаад төрхөөр «Миний бие судалтай», эцэст нь үйлдлээр «Би тайзны голыг өөртөө авах гэсэн» гэж даалгаврыг хүндрүүлнэ.</w:t>
+              <w:t>Дүрийн нэрийг хэлэлгүй нэг шинжийг хэлнэ. Эхлээд зохиолын үгээр “Би урт хошуутай дүрээ хиймээр байна”, дараа нь гадаад төрхөөр “Миний бие судалтай”, эцэст нь үйлдлээр “Би тайзны голыг өөртөө авах гэсэн” гэж даалгаврыг хүндрүүлнэ.</w:t>
             </w:r>
           </w:p>
           <w:p>
@@ -1648,7 +1648,7 @@
                 <w:sz w:val="22"/>
                 <w:b w:val="0"/>
               </w:rPr>
-              <w:t>Багшийн «Нэг, хоёр, гурав» гэсэн дохиогоор таньсан дүрийнхээ картыг бүгд зэрэг өргөнө. Дараа нь хамтрагчдаа «… гэж танилаа. Учир нь …» гэж тайлбарлана. Өөр карт өргөсөн хүүхдүүд шалтгаанаа хоорондоо ярилцаж, зохиолын үгээр нягтална.</w:t>
+              <w:t>Багшийн “Нэг, хоёр, гурав” гэсэн дохиогоор таньсан дүрийнхээ картыг бүгд зэрэг өргөнө. Дараа нь хамтрагчдаа “… гэж танилаа. Учир нь …” гэж тайлбарлана. Өөр карт өргөсөн хүүхдүүд шалтгаанаа хоорондоо ярилцаж, зохиолын үгээр нягтална.</w:t>
             </w:r>
           </w:p>
           <w:p>
@@ -1674,7 +1674,7 @@
                 <w:sz w:val="22"/>
                 <w:b w:val="0"/>
               </w:rPr>
-              <w:t>«Дүрийг юугаар нь таньж байна вэ?» гэж асууж, хүүхдийн хэлсэн дэл, хошуу, сүүл, судлыг самбар дээр энгийн дүрсээр тэмдэглэнэ.</w:t>
+              <w:t>“Дүрийг юугаар нь таньж байна вэ?” гэж асууж, хүүхдийн хэлсэн дэл, хошуу, сүүл, судлыг самбар дээр энгийн дүрсээр тэмдэглэнэ.</w:t>
             </w:r>
           </w:p>
           <w:p>
@@ -1870,7 +1870,7 @@
                 <w:sz w:val="22"/>
                 <w:b w:val="0"/>
               </w:rPr>
-              <w:t>Асуудал дэвшүүлнэ: «Наадмын зочид дүрүүдийг таних ёстой. Нэг дүрийг дөрвөн өөр аргаар хийвэл зочид таних болов уу? Туршиж үзье.» Баг бүрт дүрийн том карт өгнө.</w:t>
+              <w:t>Асуудал дэвшүүлнэ: “Наадмын зочид дүрүүдийг таних ёстой. Нэг дүрийг дөрвөн өөр аргаар хийвэл зочид таних болов уу? Туршиж үзье.” Баг бүрт дүрийн том карт өгнө.</w:t>
             </w:r>
           </w:p>
           <w:p>
@@ -1922,7 +1922,7 @@
                 <w:sz w:val="22"/>
                 <w:b w:val="0"/>
               </w:rPr>
-              <w:t>Багуудын дунд явж «Энэ дүрийг юугаар нь таних вэ? Онцлогийг нь яаж тод харагдуулах вэ?» гэж асууна. Бэлэн загвар үзүүлэхгүй, хийх аргыг хүүхдээр шийдүүлнэ.</w:t>
+              <w:t xml:space="preserve">Багуудын дунд явж “Энэ дүрийг юугаар нь таних вэ? Онцлогийг нь яаж тод харагдуулах вэ?” гэж асууна. </w:t>
             </w:r>
           </w:p>
           <w:p>
@@ -1948,7 +1948,7 @@
                 <w:sz w:val="22"/>
                 <w:b w:val="0"/>
               </w:rPr>
-              <w:t>Турших, 4 минут. Багууд нэгэн зэрэг цагийн зүүний дагуу хөрш багийн ширээнд шилжинэ. Бүтээл бүрийг харж, хамтрагчтайгаа «Энэ … байна. Учир нь …» гэж ярилцаад таньсан бүтээлд ногоон наалт наана. Хүүхэд бүр ярих, наалт наах үйлд оролцоно.</w:t>
+              <w:t>Турших, 4 минут. Багууд нэгэн зэрэг цагийн зүүний дагуу хөрш багийн ширээнд шилжинэ. Бүтээл бүрийг харж, хамтрагчтайгаа “Энэ … байна. Учир нь …” гэж ярилцаад таньсан бүтээлд ногоон наалт наана.</w:t>
             </w:r>
           </w:p>
           <w:p>
@@ -1974,7 +1974,7 @@
                 <w:sz w:val="22"/>
                 <w:b w:val="0"/>
               </w:rPr>
-              <w:t>Сайжруулах, 3 минут. Өөрийн ширээндээ буцаж, бүтээлүүдийн наалтыг тоолж харьцуулна. Цөөн наалттай бүтээлийн талаар «Яагаад таниагүй вэ? Ямар онцлог нэмэх вэ?» гэж ярилцаад онцлогийг нэмж сайжруулна.</w:t>
+              <w:t>Сайжруулах, 3 минут. Өөрийн ширээндээ буцаж, бүтээлүүдийн наалтыг тоолж харьцуулна. Цөөн наалттай бүтээлийн талаар “Яагаад таниагүй вэ? Ямар онцлог нэмэх вэ?” гэж ярилцаад онцлогийг нэмж сайжруулна.</w:t>
             </w:r>
           </w:p>
           <w:p>
@@ -2000,7 +2000,7 @@
                 <w:sz w:val="22"/>
                 <w:b w:val="0"/>
               </w:rPr>
-              <w:t>«Өмнө нь юу дутсан бэ? Одоо юу өөрчлөгдөв? Өөр өөр аргаар хийсэн дүрүүд нэг тайзанд хамт байж болох уу?» гэж асууж, хүүхдүүдийн дүгнэлтийг сонсоно.</w:t>
+              <w:t>“Өмнө нь юу дутсан бэ? Одоо юу өөрчлөгдөв? Өөр өөр аргаар хийсэн дүрүүд нэг тайзанд хамт байж болох уу?” гэж асууж, хүүхдүүдийн дүгнэлтийг сонсоно.</w:t>
             </w:r>
           </w:p>
         </w:tc>
@@ -2332,7 +2332,7 @@
                 <w:sz w:val="22"/>
                 <w:b w:val="0"/>
               </w:rPr>
-              <w:t>«Дүр бүр юу хийж байна? Дөрвөн өөр дүр хэрхэн хамтран наадмаа эхлүүлэх вэ?» гэж асууна.</w:t>
+              <w:t>“Дүр бүр юу хийж байна? Дөрвөн өөр дүр хэрхэн хамтран наадмаа эхлүүлэх вэ?” гэж асууна.</w:t>
             </w:r>
           </w:p>
           <w:p>
@@ -2358,7 +2358,7 @@
                 <w:sz w:val="22"/>
                 <w:b w:val="0"/>
               </w:rPr>
-              <w:t>Баг бүр зэрэг «Өгүүлбэрийн гинж» тоглоно. Хүүхэд бүр өөрийн бүтээсэн дүрийн өмнөөс «Би … . Найзынхаа саналыг сонсоод … хийсэн» гэж нэг өгүүлбэр нэмж, багийнхаа төгсгөлийг зохионо.</w:t>
+              <w:t>Баг бүр зэрэг “Өгүүлбэрийн гинж” тоглоно. Хүүхэд бүр өөрийн бүтээсэн дүрийн өмнөөс “Би … . Найзынхаа саналыг сонсоод … хийсэн” гэж нэг өгүүлбэр нэмж, багийнхаа төгсгөлийг зохионо.</w:t>
             </w:r>
           </w:p>
           <w:p>
@@ -2384,7 +2384,7 @@
                 <w:sz w:val="22"/>
                 <w:b w:val="0"/>
               </w:rPr>
-              <w:t>«Тэгээд наадам …» гэж эхлүүлэхэд баг бүрээс нэг хүүхэд нэг өгүүлбэр нэмж, бүх бүлгийн хамтын төгсгөлийг бүтээнэ. Үлгэрийн төгсгөлийг хүүхдүүдийн хэлсэн өгүүлбэрээр нь нэгтгэн дахин хэлнэ.</w:t>
+              <w:t>“Тэгээд наадам …” гэж эхлүүлэхэд баг бүрээс нэг хүүхэд нэг өгүүлбэр нэмж, бүх бүлгийн хамтын төгсгөлийг бүтээнэ. Үлгэрийн төгсгөлийг хүүхдүүдийн хэлсэн өгүүлбэрээр нь нэгтгэн дахин хэлнэ.</w:t>
             </w:r>
           </w:p>
         </w:tc>
@@ -2537,7 +2537,7 @@
                 <w:sz w:val="22"/>
                 <w:b w:val="0"/>
               </w:rPr>
-              <w:t>«Дүрийг юугаар нь таньдаг болохыг мэдсэн бол эрхий хуруугаа өргө. Найзынхаа саналыг сонссон бол алгаа нэг таш» гэх мэт дохиогоор бүх хүүхдийн хариуг зэрэг авна.</w:t>
+              <w:t>“Дүрийг юугаар нь таньдаг болохыг мэдсэн бол эрхий хуруугаа өргө. Найзынхаа саналыг сонссон бол алгаа нэг таш” гэх мэт дохиогоор бүх хүүхдийн хариуг зэрэг авна.</w:t>
             </w:r>
           </w:p>
           <w:p>
@@ -2563,7 +2563,7 @@
                 <w:sz w:val="22"/>
                 <w:b w:val="0"/>
               </w:rPr>
-              <w:t>Хамтрагчдаа «Өнөөдөр би … мэдлээ», «Би … хэсгийг сайжруулсан» гэж ярина. Хоёр хүүхэд өөрсдийн нээлтийг бүлэгтээ хэлж, өөр аргаар хийсэн дүр ч онцлог нь тод бол танигддаг, саналаа сонсолцвол хамтын бүтээл бүтдэг гэдгийг дүгнэнэ. Хүүхдүүд материалаа тавиурт хурааж, үйл ажиллагааг дуусгана.</w:t>
+              <w:t>Хамтрагчдаа “Өнөөдөр би … мэдлээ”, “Би … хэсгийг сайжруулсан” гэж ярина. Хоёр хүүхэд өөрсдийн нээлтийг бүлэгтээ хэлж, өөр аргаар хийсэн дүр ч онцлог нь тод бол танигддаг, саналаа сонсолцвол хамтын бүтээл бүтдэг гэдгийг дүгнэнэ. Хүүхдүүд материалаа тавиурт хурааж, үйл ажиллагааг дуусгана.</w:t>
             </w:r>
           </w:p>
         </w:tc>
@@ -3618,7 +3618,7 @@
                 <w:sz w:val="22"/>
                 <w:b w:val="0"/>
               </w:rPr>
-              <w:t>Хүүхэд бүр өөрийн карт, өөрийн бүтээлтэй тул бүгд зэрэг оролцоно. Хосоор ярих, картаар зэрэг хариулах, багуудаар зэрэг шилжих аргаар хүлээх хугацааг багасгана. Үйл явдлын зураг, самбарын тэмдэглэгээгээр яриаг дэмжинэ. Бүтээлийг хүүхдийн өмнөөс хийхгүй, сонголт, тайлбарыг хүүхдээр гаргуулна.</w:t>
+              <w:t>Үйл явдлын зураг, самбарын тэмдэглэгээгээр яриаг дэмжинэ. Бүтээлийг хүүхдийн өмнөөс хийхгүй, сонголт, тайлбарыг хүүхдээр гаргуулна.</w:t>
             </w:r>
           </w:p>
         </w:tc>
@@ -3690,7 +3690,7 @@
                 <w:sz w:val="22"/>
                 <w:b w:val="0"/>
               </w:rPr>
-              <w:t>Ярихад хүндрэлтэй хүүхдэд «… гэж танилаа. Учир нь …» гэсэн ярианы загварыг өгнө. Бүтээхэд хүндрэлтэй хүүхдэд урьдчилан бэлтгэсэн том хэсгээс сонгуулж, байрлалыг нь өөрөөр нь шийдүүлнэ. Ахисан хүүхэд хоёр аргыг хослуулж бүтээх, зохиолын өөр төгсгөл зохиож шалтгаанаа тайлбарлах даалгавар авна.</w:t>
+              <w:t>Ярихад хүндрэлтэй хүүхдэд “… гэж танилаа. Учир нь …” гэсэн ярианы загварыг өгнө. Бүтээхэд хүндрэлтэй хүүхдэд урьдчилан бэлтгэсэн том хэсгээс сонгуулж, байрлалыг нь өөрөөр нь шийдүүлнэ. Ахисан хүүхэд хоёр аргыг хослуулж бүтээх, зохиолын өөр төгсгөл зохиож шалтгаанаа тайлбарлах даалгавар авна.</w:t>
             </w:r>
           </w:p>
         </w:tc>
@@ -3815,7 +3815,7 @@
           <w:sz w:val="22"/>
           <w:b w:val="0"/>
         </w:rPr>
-        <w:t>Найзууд хаврын наадам хийхээр болжээ. Арслан, заан, сармагчин, эрээн тахь дөрөв зочдод үлгэр тоглож үзүүлэх тайзаа бэлтгэхээр цуглав. Том хоосон дэвсгэрийн голд «Найзуудын тайз» гэсэн бичиг байлаа.</w:t>
+        <w:t>Найзууд хаврын наадам хийхээр болжээ. Арслан, заан, сармагчин, эрээн тахь дөрөв зочдод үлгэр тоглож үзүүлэх тайзаа бэлтгэхээр цуглав. Том хоосон дэвсгэрийн голд “Найзуудын тайз” гэсэн бичиг байлаа.</w:t>
       </w:r>
     </w:p>
     <w:p>
@@ -3832,7 +3832,7 @@
           <w:sz w:val="22"/>
           <w:b w:val="0"/>
         </w:rPr>
-        <w:t xml:space="preserve">Арслан алтан шар будгаа авчраад «Би дэлтэй дүрээ будъя. Тайзны голд том нар зурвал сайхан» гэв. Заан саарал шавраа тавьж «Би урт хошуутай дүрээ хиймээр байна. Дэргэд нь мод босгоё» гэж санал хэллээ.</w:t>
+        <w:t xml:space="preserve">Арслан алтан шар будгаа авчраад “Би дэлтэй дүрээ будъя. Тайзны голд том нар зурвал сайхан” гэв. Заан саарал шавраа тавьж “Би урт хошуутай дүрээ хиймээр байна. Дэргэд нь мод босгоё” гэж санал хэллээ.</w:t>
       </w:r>
     </w:p>
     <w:p>
@@ -3849,7 +3849,7 @@
           <w:sz w:val="22"/>
           <w:b w:val="0"/>
         </w:rPr>
-        <w:t xml:space="preserve">Сармагчин өнгийн цаасаа дэлгээд «Би урт сүүлтэй дүрээ нааж хийнэ. Модны мөчир дээр цэцэг нэмье» гэв. Эрээн тахь өнгийн тоглоомоо асгаад «Би судалтай дүрээ эвлүүлж чимэглэнэ. Зочдын явах замыг бас гаргаж болно» гэжээ.</w:t>
+        <w:t xml:space="preserve">Сармагчин өнгийн цаасаа дэлгээд “Би урт сүүлтэй дүрээ нааж хийнэ. Модны мөчир дээр цэцэг нэмье” гэв. Эрээн тахь өнгийн тоглоомоо асгаад “Би судалтай дүрээ эвлүүлж чимэглэнэ. Зочдын явах замыг бас гаргаж болно” гэжээ.</w:t>
       </w:r>
     </w:p>
     <w:p>
@@ -3866,7 +3866,7 @@
           <w:sz w:val="22"/>
           <w:b w:val="0"/>
         </w:rPr>
-        <w:t>Тэгтэл арслан «Бүгд будгаар хийвэл ижилхэн харагдана» гэв. Заан «Шавраар хийвэл барьж үзэж болно шүү дээ» гэлээ. Сармагчин цаасаа өргөж, эрээн тахь тоглоомоо зааж, тус бүр саналаа давтан хэлэв. Тэд нэгнийхээ яриаг дуустал сонссонгүй.</w:t>
+        <w:t>Тэгтэл арслан “Бүгд будгаар хийвэл ижилхэн харагдана” гэв. Заан “Шавраар хийвэл барьж үзэж болно шүү дээ” гэлээ. Сармагчин цаасаа өргөж, эрээн тахь тоглоомоо зааж, тус бүр саналаа давтан хэлэв. Тэд нэгнийхээ яриаг дуустал сонссонгүй.</w:t>
       </w:r>
     </w:p>
     <w:p>
@@ -3900,7 +3900,7 @@
           <w:sz w:val="22"/>
           <w:b w:val="0"/>
         </w:rPr>
-        <w:t>Салхи урилгын хуудсыг дэвсгэр дээр авчирч тавив. «Бүх найз хамт тоглоно» гэж урилга дээр бичжээ. Арслан түүнийг уншаад будгаа доош тавилаа. «Би та нарын саналыг сонсолгүй өөрийнхөөрөө хийх гээд байжээ» гэв.</w:t>
+        <w:t>Салхи урилгын хуудсыг дэвсгэр дээр авчирч тавив. “Бүх найз хамт тоглоно” гэж урилга дээр бичжээ. Арслан түүнийг уншаад будгаа доош тавилаа. “Би та нарын саналыг сонсолгүй өөрийнхөөрөө хийх гээд байжээ” гэв.</w:t>
       </w:r>
     </w:p>
     <w:p>
@@ -3917,7 +3917,7 @@
           <w:sz w:val="22"/>
           <w:b w:val="0"/>
         </w:rPr>
-        <w:t xml:space="preserve">Заан «Бид заавал адилхан аргаар хийх хэрэгтэй гэж үү?» гэж асуулаа. Сармагчин «Өөр өөрөөр хийсэн дүрүүд нэг үлгэрт хамт тоглож болох болов уу?» гэв. Эрээн тахь «Харин хаана байрлах, хэн юу хийхээ ярилцаж тохиръё» гэж санал болгов.</w:t>
+        <w:t xml:space="preserve">Заан “Бид заавал адилхан аргаар хийх хэрэгтэй гэж үү?” гэж асуулаа. Сармагчин “Өөр өөрөөр хийсэн дүрүүд нэг үлгэрт хамт тоглож болох болов уу?” гэв. Эрээн тахь “Харин хаана байрлах, хэн юу хийхээ ярилцаж тохиръё” гэж санал болгов.</w:t>
       </w:r>
     </w:p>
     <w:p>

--- a/Төлөвлөлт/Найзуудын хамтын тайз - Бэлтгэл бүлэг (засварласан).docx
+++ b/Төлөвлөлт/Найзуудын хамтын тайз - Бэлтгэл бүлэг (засварласан).docx
@@ -1896,7 +1896,7 @@
                 <w:sz w:val="22"/>
                 <w:b w:val="0"/>
               </w:rPr>
-              <w:t>Бүтээх, 5 минут. Багийн хүүхэд бүр наах, зурах, шавраар барих, өрөх гэсэн аргын 4 картаас нэгийг сонгоно. Хоёр хүүхэд ижил аргыг сонговол хоорондоо тохиролцоно. Таван хүүхэдтэй багт тав дахь хүүхэд тайзны орчны нэг хэсэг болох мод, нар эсвэл зочдын замыг бүтээнэ. Хүүхэд бүр А5 цаасан дээр багийнхаа дүрийг өөрийн сонгосон аргаар зэрэг бүтээнэ.</w:t>
+              <w:t>Багийн хүүхэд бүр наах, зурах, шавраар барих, өрөх гэсэн аргын 4 картаас нэгийг сонгоно. Хоёр хүүхэд ижил аргыг сонговол хоорондоо тохиролцоно. Таван хүүхэдтэй багт тав дахь хүүхэд тайзны орчны нэг хэсэг болох мод, нар эсвэл зочдын замыг бүтээнэ. Хүүхэд бүр А5 цаасан дээр багийнхаа дүрийг өөрийн сонгосон аргаар зэрэг бүтээнэ.</w:t>
             </w:r>
           </w:p>
           <w:p>
@@ -1948,7 +1948,7 @@
                 <w:sz w:val="22"/>
                 <w:b w:val="0"/>
               </w:rPr>
-              <w:t>Турших, 4 минут. Багууд нэгэн зэрэг цагийн зүүний дагуу хөрш багийн ширээнд шилжинэ. Бүтээл бүрийг харж, хамтрагчтайгаа “Энэ … байна. Учир нь …” гэж ярилцаад таньсан бүтээлд ногоон наалт наана.</w:t>
+              <w:t>Багууд нэгэн зэрэг цагийн зүүний дагуу хөрш багийн ширээнд шилжинэ. Бүтээл бүрийг харж, хамтрагчтайгаа “Энэ … байна. Учир нь …” гэж ярилцаад таньсан бүтээлд ногоон наалт наана.</w:t>
             </w:r>
           </w:p>
           <w:p>
@@ -1974,7 +1974,7 @@
                 <w:sz w:val="22"/>
                 <w:b w:val="0"/>
               </w:rPr>
-              <w:t>Сайжруулах, 3 минут. Өөрийн ширээндээ буцаж, бүтээлүүдийн наалтыг тоолж харьцуулна. Цөөн наалттай бүтээлийн талаар “Яагаад таниагүй вэ? Ямар онцлог нэмэх вэ?” гэж ярилцаад онцлогийг нэмж сайжруулна.</w:t>
+              <w:t>Өөрийн ширээндээ буцаж, бүтээлүүдийн наалтыг тоолж харьцуулна. Цөөн наалттай бүтээлийн талаар “Яагаад таниагүй вэ? Ямар онцлог нэмэх вэ?” гэж ярилцаад онцлогийг нэмж сайжруулна.</w:t>
             </w:r>
           </w:p>
           <w:p>
